--- a/开题材料/Proposal_学校模板版_草稿.docx
+++ b/开题材料/Proposal_学校模板版_草稿.docx
@@ -7,7 +7,7 @@
         <w:rPr>
           <w:b/>
         </w:rPr>
-        <w:t>WORKING DRAFT — 13 October 2026 — Not submitted or approved</w:t>
+        <w:t>SUPERVISOR REVIEW VERSION — 13 October 2026 — Personal declarations pending</w:t>
       </w:r>
     </w:p>
     <w:p>
@@ -287,6 +287,8 @@
       <w:tr>
         <w:trPr>
           <w:trHeight w:hRule="auto"/>
+          <w:cantSplit/>
+          <w:tblHeader/>
         </w:trPr>
         <w:tc>
           <w:tcPr>
@@ -297,7 +299,8 @@
           </w:tcPr>
           <w:p>
             <w:pPr>
-              <w:spacing w:after="100"/>
+              <w:keepLines/>
+              <w:spacing w:after="60" w:line="240" w:lineRule="auto"/>
               <w:jc w:val="right"/>
               <w:rPr>
                 <w:rFonts w:ascii="Arial" w:eastAsia="Arial" w:hAnsi="Arial" w:cs="Arial"/>
@@ -324,7 +327,8 @@
           </w:tcPr>
           <w:p>
             <w:pPr>
-              <w:spacing w:after="100"/>
+              <w:keepLines/>
+              <w:spacing w:after="60" w:line="240" w:lineRule="auto"/>
             </w:pPr>
             <w:r>
               <w:rPr>
@@ -339,6 +343,7 @@
       <w:tr>
         <w:trPr>
           <w:trHeight w:hRule="auto"/>
+          <w:cantSplit/>
         </w:trPr>
         <w:tc>
           <w:tcPr>
@@ -349,7 +354,8 @@
           </w:tcPr>
           <w:p>
             <w:pPr>
-              <w:spacing w:after="100"/>
+              <w:keepLines/>
+              <w:spacing w:after="60" w:line="240" w:lineRule="auto"/>
               <w:jc w:val="right"/>
               <w:rPr>
                 <w:rFonts w:ascii="Arial" w:eastAsia="Arial" w:hAnsi="Arial" w:cs="Arial"/>
@@ -376,7 +382,8 @@
           </w:tcPr>
           <w:p>
             <w:pPr>
-              <w:spacing w:after="100"/>
+              <w:keepLines/>
+              <w:spacing w:after="60" w:line="240" w:lineRule="auto"/>
             </w:pPr>
             <w:r>
               <w:rPr>
@@ -391,6 +398,7 @@
       <w:tr>
         <w:trPr>
           <w:trHeight w:hRule="auto"/>
+          <w:cantSplit/>
         </w:trPr>
         <w:tc>
           <w:tcPr>
@@ -401,7 +409,8 @@
           </w:tcPr>
           <w:p>
             <w:pPr>
-              <w:spacing w:after="100"/>
+              <w:keepLines/>
+              <w:spacing w:after="60" w:line="240" w:lineRule="auto"/>
               <w:jc w:val="right"/>
               <w:rPr>
                 <w:rFonts w:ascii="Arial" w:eastAsia="Arial" w:hAnsi="Arial" w:cs="Arial"/>
@@ -428,7 +437,8 @@
           </w:tcPr>
           <w:p>
             <w:pPr>
-              <w:spacing w:after="100"/>
+              <w:keepLines/>
+              <w:spacing w:after="60" w:line="240" w:lineRule="auto"/>
             </w:pPr>
             <w:r>
               <w:rPr>
@@ -443,6 +453,7 @@
       <w:tr>
         <w:trPr>
           <w:trHeight w:hRule="auto"/>
+          <w:cantSplit/>
         </w:trPr>
         <w:tc>
           <w:tcPr>
@@ -453,7 +464,8 @@
           </w:tcPr>
           <w:p>
             <w:pPr>
-              <w:spacing w:after="100"/>
+              <w:keepLines/>
+              <w:spacing w:after="60" w:line="240" w:lineRule="auto"/>
               <w:jc w:val="right"/>
               <w:rPr>
                 <w:rFonts w:ascii="Arial" w:eastAsia="Arial" w:hAnsi="Arial" w:cs="Arial"/>
@@ -480,7 +492,8 @@
           </w:tcPr>
           <w:p>
             <w:pPr>
-              <w:spacing w:after="100"/>
+              <w:keepLines/>
+              <w:spacing w:after="60" w:line="240" w:lineRule="auto"/>
             </w:pPr>
             <w:r>
               <w:rPr>
@@ -722,13 +735,16 @@
           </w:tcPr>
           <w:p>
             <w:pPr>
-              <w:spacing w:after="100"/>
+              <w:keepNext w:val="0"/>
+              <w:keepLines/>
+              <w:spacing w:after="0" w:line="20" w:lineRule="exact"/>
             </w:pPr>
           </w:p>
           <w:p>
             <w:pPr>
               <w:keepNext/>
-              <w:spacing w:after="100"/>
+              <w:keepLines/>
+              <w:spacing w:after="60" w:line="240" w:lineRule="auto"/>
             </w:pPr>
             <w:r>
               <w:rPr>
@@ -741,32 +757,35 @@
           </w:p>
           <w:p>
             <w:pPr>
-              <w:spacing w:after="100"/>
-            </w:pPr>
-            <w:r>
-              <w:rPr>
-                <w:rFonts w:ascii="Calibri" w:hAnsi="Calibri"/>
-                <w:sz w:val="20"/>
-              </w:rPr>
-              <w:t>Overhead contact system information in the supplied project collection is distributed across technical standards, specifications and multiple document versions. This project addresses the difficulty of locating relevant clauses and checking which document supports an answer. Its intended users are students and engineers consulting Chinese-language standards. The prototype will support document consultation; it will not certify compliance or replace engineering judgement.</w:t>
-            </w:r>
-          </w:p>
-          <w:p>
-            <w:pPr>
-              <w:spacing w:after="100"/>
-            </w:pPr>
-            <w:r>
-              <w:rPr>
-                <w:rFonts w:ascii="Calibri" w:hAnsi="Calibri"/>
-                <w:sz w:val="20"/>
-              </w:rPr>
-              <w:t>Retrieval-augmented generation (RAG) combines retrieved evidence with language generation [1]. BM25 provides a lexical retrieval baseline [2], while dense retrieval provides a complementary representation-based approach [3]. However, the effectiveness of these methods on this particular collection remains to be measured. Query rewriting motivates resolving short follow-up questions before retrieval [4]. Research on irrelevant context [5] and multidimensional RAG evaluation [6] motivates testing evidence quality as well as answer quality. These studies inform the design; they do not establish its effectiveness for railway standards.</w:t>
+              <w:keepLines/>
+              <w:spacing w:after="60" w:line="240" w:lineRule="auto"/>
+            </w:pPr>
+            <w:r>
+              <w:rPr>
+                <w:rFonts w:ascii="Calibri" w:hAnsi="Calibri"/>
+                <w:sz w:val="20"/>
+              </w:rPr>
+              <w:t>Chinese overhead contact system standards contain specialised terminology, numerical limits and edition-dependent requirements. In the supplied collection, relevant information is distributed across PDF and DOCX files. A useful answer must identify the applicable document and preserve conditions and units. Fluent but unsupported answers, particularly from the wrong edition, could mislead students and engineers consulting these documents.</w:t>
+            </w:r>
+          </w:p>
+          <w:p>
+            <w:pPr>
+              <w:keepLines/>
+              <w:spacing w:after="60" w:line="240" w:lineRule="auto"/>
+            </w:pPr>
+            <w:r>
+              <w:rPr>
+                <w:rFonts w:ascii="Calibri" w:hAnsi="Calibri"/>
+                <w:sz w:val="20"/>
+              </w:rPr>
+              <w:t>Retrieval-augmented generation (RAG) connects retrieval with language generation [1]. BM25 offers lexical matching [2]; dense retrieval represents semantic similarity [3]. Neither establishes which edition is appropriate or guarantees that retrieved text supports a claim. Query rewriting [4] motivates resolving follow-ups before retrieval, but this project initially uses explicit context rules rather than a trained rewriter. Findings on irrelevant context [5] motivate testing distractors; their arithmetic-task results do not establish performance on railway standards. RAGAs [6] motivates separating retrieval and answer evaluation; manual evidence checking will remain primary here.</w:t>
             </w:r>
           </w:p>
           <w:p>
             <w:pPr>
               <w:keepNext/>
-              <w:spacing w:after="100"/>
+              <w:keepLines/>
+              <w:spacing w:after="60" w:line="240" w:lineRule="auto"/>
             </w:pPr>
             <w:r>
               <w:rPr>
@@ -779,20 +798,22 @@
           </w:p>
           <w:p>
             <w:pPr>
-              <w:spacing w:after="100"/>
-            </w:pPr>
-            <w:r>
-              <w:rPr>
-                <w:rFonts w:ascii="Calibri" w:hAnsi="Calibri"/>
-                <w:sz w:val="20"/>
-              </w:rPr>
-              <w:t>The aim is to develop and evaluate a traceable question-answering prototype for a curated collection of overhead contact system standards. RQ1 asks whether hybrid retrieval improves evidence retrieval over BM25-only and dense-only retrieval. RQ2 asks whether explicit standard identifiers and edition years reduce wrong-version citations. RQ3 asks whether evidence checks reduce unsupported answers without excessive refusal of answerable questions.</w:t>
+              <w:keepLines/>
+              <w:spacing w:after="60" w:line="240" w:lineRule="auto"/>
+            </w:pPr>
+            <w:r>
+              <w:rPr>
+                <w:rFonts w:ascii="Calibri" w:hAnsi="Calibri"/>
+                <w:sz w:val="20"/>
+              </w:rPr>
+              <w:t>The aim is to develop and evaluate an evidence-based question-answering system for a curated collection of Chinese overhead contact system standards. RQ1: Does hybrid retrieval improve evidence recall over BM25-only and dense-only retrieval? RQ2: Does explicit standard-and-year handling reduce wrong-edition answers? RQ3: Do evidence checks reduce unsupported answers without excessive refusal?</w:t>
             </w:r>
           </w:p>
           <w:p>
             <w:pPr>
               <w:keepNext/>
-              <w:spacing w:after="100"/>
+              <w:keepLines/>
+              <w:spacing w:after="60" w:line="240" w:lineRule="auto"/>
             </w:pPr>
             <w:r>
               <w:rPr>
@@ -800,73 +821,79 @@
                 <w:b/>
                 <w:sz w:val="20"/>
               </w:rPr>
-              <w:t>Objectives and proposed success criteria</w:t>
-            </w:r>
-          </w:p>
-          <w:p>
-            <w:pPr>
-              <w:spacing w:after="100"/>
-            </w:pPr>
-            <w:r>
-              <w:rPr>
-                <w:rFonts w:ascii="Calibri" w:hAnsi="Calibri"/>
-                <w:sz w:val="20"/>
-              </w:rPr>
-              <w:t>O1 — By Week 11, curate 20–30 usable, non-duplicate documents with file identifiers, standard/edition metadata, extraction reports and source locations. The initial 25-file audit is a candidate pool, not a completed corpus; unsuitable files will be replaced. All selected documents must have a recorded use-permission decision before external processing.</w:t>
-            </w:r>
-          </w:p>
-          <w:p>
-            <w:pPr>
-              <w:spacing w:after="100"/>
-            </w:pPr>
-            <w:r>
-              <w:rPr>
-                <w:rFonts w:ascii="Calibri" w:hAnsi="Calibri"/>
-                <w:sz w:val="20"/>
-              </w:rPr>
-              <w:t>O2 — By Week 15, implement ingestion, retrieval, generation, source display and simple follow-up handling. Every displayed citation must resolve to a stored passage and document location. PDF citations will use file-page numbers; DOCX citations will use paragraph or table locations. Missing requested editions must not silently fall back to another edition.</w:t>
-            </w:r>
-          </w:p>
-          <w:p>
-            <w:pPr>
-              <w:spacing w:after="100"/>
-            </w:pPr>
-            <w:r>
-              <w:rPr>
-                <w:rFonts w:ascii="Calibri" w:hAnsi="Calibri"/>
-                <w:sz w:val="20"/>
-              </w:rPr>
-              <w:t>O3 — Construct 100 manually checked questions, reserving 20 for development and 80 for testing, with reference answers and evidence locations for answerable questions. Linked follow-ups and paraphrases will remain in the same split. Freeze the corpus, labels and configuration before final evaluation.</w:t>
-            </w:r>
-          </w:p>
-          <w:p>
-            <w:pPr>
-              <w:spacing w:after="100"/>
-            </w:pPr>
-            <w:r>
-              <w:rPr>
-                <w:rFonts w:ascii="Calibri" w:hAnsi="Calibri"/>
-                <w:sz w:val="20"/>
-              </w:rPr>
-              <w:t>O4 — By Week 19, compare the three retrieval modes and ablate edition handling and evidence checks. Proposed targets are Recall@5 of at least 0.80, answer correctness of at least 0.80, citation support of at least 0.90, refusal recall of at least 0.80 on unanswerable questions, and false refusal of at most 0.10 on answerable questions. Report denominators, errors and uncertainty. Targets are provisional design goals, not expected findings; negative results will be reported.</w:t>
-            </w:r>
-          </w:p>
-          <w:p>
-            <w:pPr>
-              <w:spacing w:after="100"/>
-            </w:pPr>
-            <w:r>
-              <w:rPr>
-                <w:rFonts w:ascii="Calibri" w:hAnsi="Calibri"/>
-                <w:sz w:val="20"/>
-              </w:rPr>
-              <w:t>O5 — Deliver reproducible configurations, evaluation outputs, a local demonstration, the assessed report and a demonstration video by Week 24. Record retrieval, generation and total latency, including API failures, without promising an unmeasured response-time target.</w:t>
+              <w:t>Objectives and success criteria</w:t>
+            </w:r>
+          </w:p>
+          <w:p>
+            <w:pPr>
+              <w:keepLines/>
+              <w:spacing w:after="60" w:line="240" w:lineRule="auto"/>
+            </w:pPr>
+            <w:r>
+              <w:rPr>
+                <w:rFonts w:ascii="Calibri" w:hAnsi="Calibri"/>
+                <w:sz w:val="20"/>
+              </w:rPr>
+              <w:t>O1 — By Week 11, curate 20–30 usable, non-duplicate documents. Record each file's hash, provenance, standard identifier, year, extraction quality and processing permission. Check metadata against document pages; a filename alone cannot establish current validity. Register unusable scans and replace them where possible.</w:t>
+            </w:r>
+          </w:p>
+          <w:p>
+            <w:pPr>
+              <w:keepLines/>
+              <w:spacing w:after="60" w:line="240" w:lineRule="auto"/>
+            </w:pPr>
+            <w:r>
+              <w:rPr>
+                <w:rFonts w:ascii="Calibri" w:hAnsi="Calibri"/>
+                <w:sz w:val="20"/>
+              </w:rPr>
+              <w:t>O2 — By Week 15, integrate ingestion, three retrieval modes, DeepSeek generation, simple follow-ups and source display. All displayed citations must resolve to retrieved evidence: PDF file-page numbers or DOCX paragraph/table locations. All mandatory missing-edition tests must avoid silently substituting another version. Parsing and API failures must remain distinguishable from evidence-based refusals.</w:t>
+            </w:r>
+          </w:p>
+          <w:p>
+            <w:pPr>
+              <w:keepLines/>
+              <w:spacing w:after="60" w:line="240" w:lineRule="auto"/>
+            </w:pPr>
+            <w:r>
+              <w:rPr>
+                <w:rFonts w:ascii="Calibri" w:hAnsi="Calibri"/>
+                <w:sz w:val="20"/>
+              </w:rPr>
+              <w:t>O3 — By Week 16, freeze 100 manually checked questions: 20 development and 80 test items. Cover clauses, terminology, versions, follow-ups and unanswerable questions. Annotate required facts and evidence locations; keep related questions in one split. Select weights and thresholds using development data only.</w:t>
+            </w:r>
+          </w:p>
+          <w:p>
+            <w:pPr>
+              <w:keepLines/>
+              <w:spacing w:after="60" w:line="240" w:lineRule="auto"/>
+            </w:pPr>
+            <w:r>
+              <w:rPr>
+                <w:rFonts w:ascii="Calibri" w:hAnsi="Calibri"/>
+                <w:sz w:val="20"/>
+              </w:rPr>
+              <w:t>O4 — By Week 19, compare BM25, dense and hybrid retrieval, then separately remove edition filtering and the retrieval evidence gate. Hold other settings constant. Measure Recall@5, MRR@5, answer correctness, citation support, wrong-edition rate, refusal recall, false refusal and stage latency. Proposed targets are Recall@5 ≥0.80, answer correctness ≥0.80, citation support ≥0.90, refusal recall ≥0.80 and false refusal ≤0.10. These are provisional engineering goals, not measured findings. Report sample counts, paired differences, uncertainty and negative results; API failures do not count as correct refusals.</w:t>
+            </w:r>
+          </w:p>
+          <w:p>
+            <w:pPr>
+              <w:keepLines/>
+              <w:spacing w:after="60" w:line="240" w:lineRule="auto"/>
+            </w:pPr>
+            <w:r>
+              <w:rPr>
+                <w:rFonts w:ascii="Calibri" w:hAnsi="Calibri"/>
+                <w:sz w:val="20"/>
+              </w:rPr>
+              <w:t>O5 — By Week 24, deliver the reproducible system, evaluation records, IEEE report, Portfolio and demonstration video. Present progress at the compulsory Week 18 Symposium and prepare for the Weeks 25–27 viva.</w:t>
             </w:r>
           </w:p>
           <w:p>
             <w:pPr>
               <w:keepNext/>
-              <w:spacing w:after="100"/>
+              <w:keepLines/>
+              <w:spacing w:after="60" w:line="240" w:lineRule="auto"/>
             </w:pPr>
             <w:r>
               <w:rPr>
@@ -874,37 +901,53 @@
                 <w:b/>
                 <w:sz w:val="20"/>
               </w:rPr>
-              <w:t>Integrated technical approach and boundaries</w:t>
-            </w:r>
-          </w:p>
-          <w:p>
-            <w:pPr>
-              <w:spacing w:after="100"/>
-            </w:pPr>
-            <w:r>
-              <w:rPr>
-                <w:rFonts w:ascii="Calibri" w:hAnsi="Calibri"/>
-                <w:sz w:val="20"/>
-              </w:rPr>
-              <w:t>The offline pipeline will parse text-based PDF/DOCX files, retain provenance, split text into passages, obtain online embeddings and build a local index. The online pipeline will resolve simple follow-up context, interpret standard/edition constraints, retrieve passages with BM25 and/or vector similarity, check evidence, then request a cited answer or explain insufficient evidence. Interfaces will pass passage text, stable identifiers, source locations and scores; the response will expose answer status, citations and timings. A local demonstration interface and batch evaluator will share the same pipeline.</w:t>
-            </w:r>
-          </w:p>
-          <w:p>
-            <w:pPr>
-              <w:spacing w:after="100"/>
-            </w:pPr>
-            <w:r>
-              <w:rPr>
-                <w:rFonts w:ascii="Calibri" w:hAnsi="Calibri"/>
-                <w:sz w:val="20"/>
-              </w:rPr>
-              <w:t>The supplied Python reference implementation will remain identifiable as the baseline. My planned contribution is corpus curation, edition-aware retrieval, evidence checking and controlled evaluation. Training a foundation model, drawing interpretation, production deployment and multi-user access are excluded. Knowledge gaps include extraction quality, retrieval calibration, assessment consistency and API cost estimation. Early feasibility checks, development-only tuning and a documented annotation rubric will address these gaps.</w:t>
+              <w:t>Integrated approach, feasibility and boundaries</w:t>
+            </w:r>
+          </w:p>
+          <w:p>
+            <w:pPr>
+              <w:keepLines/>
+              <w:spacing w:after="60" w:line="240" w:lineRule="auto"/>
+            </w:pPr>
+            <w:r>
+              <w:rPr>
+                <w:rFonts w:ascii="Calibri" w:hAnsi="Calibri"/>
+                <w:sz w:val="20"/>
+              </w:rPr>
+              <w:t>The ingestion module will parse and chunk documents, preserve source locations and store records in SQLite. A separate online embedding service will populate vectors. The retriever will apply standard/year constraints and combine normalised BM25 and cosine scores. After evidence screening, the generation client will send permitted passages to DeepSeek and validate returned JSON, citation identifiers and verbatim excerpts. Matching an excerpt is not proof of semantic support. The local Streamlit interface and batch evaluator will share structured records containing evidence, answer status and timings.</w:t>
+            </w:r>
+          </w:p>
+          <w:p>
+            <w:pPr>
+              <w:keepLines/>
+              <w:spacing w:after="60" w:line="240" w:lineRule="auto"/>
+            </w:pPr>
+            <w:r>
+              <w:rPr>
+                <w:rFonts w:ascii="Calibri" w:hAnsi="Calibri"/>
+                <w:sz w:val="20"/>
+              </w:rPr>
+              <w:t>A preliminary three-document prototype already supports BM25 retrieval and cited DeepSeek answers; live API checks have succeeded. Embedding integration and formal evaluation remain outstanding. This establishes feasibility, not accuracy. The supplied reference implementation is preserved; the current implementation is separate. Planned contributions are corpus curation, version handling, evidence checks and controlled analysis, with reference-code and AI assistance acknowledged.</w:t>
+            </w:r>
+          </w:p>
+          <w:p>
+            <w:pPr>
+              <w:keepLines/>
+              <w:spacing w:after="60" w:line="240" w:lineRule="auto"/>
+            </w:pPr>
+            <w:r>
+              <w:rPr>
+                <w:rFonts w:ascii="Calibri" w:hAnsi="Calibri"/>
+                <w:sz w:val="20"/>
+              </w:rPr>
+              <w:t>The scope excludes model training, drawing interpretation, OCR development, multi-user access and production deployment. The system supports consultation, not engineering approval. Knowledge gaps in extraction, retrieval calibration, annotation consistency and API budgeting will be addressed through literature study, development-set trials and documented scoring rules.</w:t>
             </w:r>
           </w:p>
           <w:p>
             <w:pPr>
               <w:keepNext/>
-              <w:spacing w:after="100"/>
+              <w:keepLines/>
+              <w:spacing w:after="60" w:line="240" w:lineRule="auto"/>
             </w:pPr>
             <w:r>
               <w:rPr>
@@ -917,7 +960,8 @@
           </w:p>
           <w:p>
             <w:pPr>
-              <w:spacing w:after="100"/>
+              <w:keepLines/>
+              <w:spacing w:after="60" w:line="240" w:lineRule="auto"/>
             </w:pPr>
             <w:r>
               <w:rPr>
@@ -944,7 +988,8 @@
           </w:p>
           <w:p>
             <w:pPr>
-              <w:spacing w:after="100"/>
+              <w:keepLines/>
+              <w:spacing w:after="60" w:line="240" w:lineRule="auto"/>
             </w:pPr>
             <w:r>
               <w:rPr>
@@ -971,7 +1016,8 @@
           </w:p>
           <w:p>
             <w:pPr>
-              <w:spacing w:after="100"/>
+              <w:keepLines/>
+              <w:spacing w:after="60" w:line="240" w:lineRule="auto"/>
             </w:pPr>
             <w:r>
               <w:rPr>
@@ -998,7 +1044,8 @@
           </w:p>
           <w:p>
             <w:pPr>
-              <w:spacing w:after="100"/>
+              <w:keepLines/>
+              <w:spacing w:after="60" w:line="240" w:lineRule="auto"/>
             </w:pPr>
             <w:r>
               <w:rPr>
@@ -1025,7 +1072,8 @@
           </w:p>
           <w:p>
             <w:pPr>
-              <w:spacing w:after="100"/>
+              <w:keepLines/>
+              <w:spacing w:after="60" w:line="240" w:lineRule="auto"/>
             </w:pPr>
             <w:r>
               <w:rPr>
@@ -1052,7 +1100,8 @@
           </w:p>
           <w:p>
             <w:pPr>
-              <w:spacing w:after="100"/>
+              <w:keepLines/>
+              <w:spacing w:after="60" w:line="240" w:lineRule="auto"/>
             </w:pPr>
             <w:r>
               <w:rPr>
@@ -1193,24 +1242,28 @@
           </w:tcPr>
           <w:p>
             <w:pPr>
-              <w:spacing w:after="100"/>
-            </w:pPr>
-          </w:p>
-          <w:p>
-            <w:pPr>
-              <w:spacing w:after="100"/>
-            </w:pPr>
-            <w:r>
-              <w:rPr>
-                <w:rFonts w:ascii="Calibri" w:hAnsi="Calibri"/>
-                <w:sz w:val="20"/>
-              </w:rPr>
-              <w:t>Use the accompanying Gantt chart and task/dependency table. The schedule uses course weeks, not ISO calendar weeks. Week 5 is the planning anchor; the student's current course week is to be confirmed. Holidays and examination weeks must be reconciled with the module calendar. Final submission is Thursday of Week 24 at 14:00 UK time; viva preparation continues to Weeks 25–27.</w:t>
-            </w:r>
-          </w:p>
-          <w:p>
-            <w:pPr>
-              <w:spacing w:after="100"/>
+              <w:keepNext w:val="0"/>
+              <w:keepLines/>
+              <w:spacing w:after="0" w:line="20" w:lineRule="exact"/>
+            </w:pPr>
+          </w:p>
+          <w:p>
+            <w:pPr>
+              <w:keepLines/>
+              <w:spacing w:after="60" w:line="240" w:lineRule="auto"/>
+            </w:pPr>
+            <w:r>
+              <w:rPr>
+                <w:rFonts w:ascii="Calibri" w:hAnsi="Calibri"/>
+                <w:sz w:val="20"/>
+              </w:rPr>
+              <w:t>Course weeks are used; the current week, holidays and examination breaks require timetable confirmation. This is planned effort, not completed hours: 400 hours to Week 24 plus 28 for the viva. Early prototyping is recorded separately.</w:t>
+            </w:r>
+          </w:p>
+          <w:p>
+            <w:pPr>
+              <w:keepLines/>
+              <w:spacing w:after="60" w:line="240" w:lineRule="auto"/>
             </w:pPr>
             <w:r>
               <w:rPr>
@@ -1219,7 +1272,7 @@
               </w:rPr>
               <w:drawing>
                 <wp:inline xmlns:a="http://schemas.openxmlformats.org/drawingml/2006/main" xmlns:pic="http://schemas.openxmlformats.org/drawingml/2006/picture">
-                  <wp:extent cx="5486400" cy="4428781"/>
+                  <wp:extent cx="9235440" cy="3824049"/>
                   <wp:docPr id="7" name="Picture 7"/>
                   <wp:cNvGraphicFramePr>
                     <a:graphicFrameLocks noChangeAspect="1"/>
@@ -1240,7 +1293,7 @@
                         <pic:spPr>
                           <a:xfrm>
                             <a:off x="0" y="0"/>
-                            <a:ext cx="5486400" cy="4428781"/>
+                            <a:ext cx="9235440" cy="3824049"/>
                           </a:xfrm>
                           <a:prstGeom prst="rect"/>
                         </pic:spPr>
@@ -1253,1690 +1306,28 @@
           </w:p>
           <w:p>
             <w:pPr>
-              <w:spacing w:after="100"/>
-            </w:pPr>
-            <w:r>
-              <w:rPr>
-                <w:rFonts w:ascii="Calibri" w:hAnsi="Calibri"/>
-                <w:sz w:val="20"/>
-              </w:rPr>
-              <w:t>Milestones: M1 proposal reviewed for Week 7 submission; M2 curated corpus and baseline by Week 11; M3 enhancements integrated by Week 15; M4 evaluation completed by Week 19; M5 report draft by Week 22; M6 final submission by Week 24. Approvals and completion will be recorded only when they occur.</w:t>
-            </w:r>
-          </w:p>
-          <w:p>
-            <w:pPr>
-              <w:spacing w:after="100"/>
-            </w:pPr>
-            <w:r>
-              <w:rPr>
-                <w:rFonts w:ascii="Calibri" w:hAnsi="Calibri"/>
-                <w:sz w:val="20"/>
-              </w:rPr>
-              <w:t>The detailed dependency table and effort allocations are maintained in 进度计划.csv. Weekly journals, meeting records, risk updates and ten Review Documents run throughout the project.</w:t>
-            </w:r>
-          </w:p>
-          <w:p>
-            <w:pPr>
-              <w:spacing w:after="100"/>
-            </w:pPr>
-            <w:r>
-              <w:rPr>
-                <w:rFonts w:ascii="Calibri" w:hAnsi="Calibri"/>
-                <w:b/>
-                <w:sz w:val="20"/>
-              </w:rPr>
-              <w:t>Task dependencies and effort (planned)</w:t>
-            </w:r>
-          </w:p>
-          <w:tbl>
-            <w:tblPr>
-              <w:tblStyle w:val="TableGrid"/>
-              <w:tblW w:type="auto" w:w="0"/>
-              <w:tblLook w:firstColumn="1" w:firstRow="1" w:lastColumn="0" w:lastRow="0" w:noHBand="0" w:noVBand="1" w:val="04A0"/>
-            </w:tblPr>
-            <w:tblGrid>
-              <w:gridCol w:w="3060"/>
-              <w:gridCol w:w="3060"/>
-              <w:gridCol w:w="3060"/>
-              <w:gridCol w:w="3060"/>
-              <w:gridCol w:w="3060"/>
-            </w:tblGrid>
-            <w:tr>
-              <w:trPr>
-                <w:trHeight w:hRule="auto"/>
-              </w:trPr>
-              <w:tc>
-                <w:tcPr>
-                  <w:tcW w:type="dxa" w:w="3060"/>
-                </w:tcPr>
-                <w:p>
-                  <w:pPr>
-                    <w:spacing w:after="100"/>
-                  </w:pPr>
-                  <w:r>
-                    <w:rPr>
-                      <w:rFonts w:ascii="Calibri" w:hAnsi="Calibri"/>
-                      <w:sz w:val="20"/>
-                    </w:rPr>
-                    <w:t>ID / task</w:t>
-                  </w:r>
-                </w:p>
-              </w:tc>
-              <w:tc>
-                <w:tcPr>
-                  <w:tcW w:type="dxa" w:w="3060"/>
-                </w:tcPr>
-                <w:p>
-                  <w:pPr>
-                    <w:spacing w:after="100"/>
-                  </w:pPr>
-                  <w:r>
-                    <w:rPr>
-                      <w:rFonts w:ascii="Calibri" w:hAnsi="Calibri"/>
-                      <w:sz w:val="20"/>
-                    </w:rPr>
-                    <w:t>Weeks</w:t>
-                  </w:r>
-                </w:p>
-              </w:tc>
-              <w:tc>
-                <w:tcPr>
-                  <w:tcW w:type="dxa" w:w="3060"/>
-                </w:tcPr>
-                <w:p>
-                  <w:pPr>
-                    <w:spacing w:after="100"/>
-                  </w:pPr>
-                  <w:r>
-                    <w:rPr>
-                      <w:rFonts w:ascii="Calibri" w:hAnsi="Calibri"/>
-                      <w:sz w:val="20"/>
-                    </w:rPr>
-                    <w:t>Depends on</w:t>
-                  </w:r>
-                </w:p>
-              </w:tc>
-              <w:tc>
-                <w:tcPr>
-                  <w:tcW w:type="dxa" w:w="3060"/>
-                </w:tcPr>
-                <w:p>
-                  <w:pPr>
-                    <w:spacing w:after="100"/>
-                  </w:pPr>
-                  <w:r>
-                    <w:rPr>
-                      <w:rFonts w:ascii="Calibri" w:hAnsi="Calibri"/>
-                      <w:sz w:val="20"/>
-                    </w:rPr>
-                    <w:t>Hours</w:t>
-                  </w:r>
-                </w:p>
-              </w:tc>
-              <w:tc>
-                <w:tcPr>
-                  <w:tcW w:type="dxa" w:w="3060"/>
-                </w:tcPr>
-                <w:p>
-                  <w:pPr>
-                    <w:spacing w:after="100"/>
-                  </w:pPr>
-                  <w:r>
-                    <w:rPr>
-                      <w:rFonts w:ascii="Calibri" w:hAnsi="Calibri"/>
-                      <w:sz w:val="20"/>
-                    </w:rPr>
-                    <w:t>Output / milestone</w:t>
-                  </w:r>
-                </w:p>
-              </w:tc>
-            </w:tr>
-            <w:tr>
-              <w:trPr>
-                <w:trHeight w:hRule="auto"/>
-              </w:trPr>
-              <w:tc>
-                <w:tcPr>
-                  <w:tcW w:type="dxa" w:w="3060"/>
-                </w:tcPr>
-                <w:p>
-                  <w:pPr>
-                    <w:spacing w:after="100"/>
-                  </w:pPr>
-                  <w:r>
-                    <w:rPr>
-                      <w:rFonts w:ascii="Calibri" w:hAnsi="Calibri"/>
-                      <w:sz w:val="20"/>
-                    </w:rPr>
-                    <w:t>T01 Scope and success criteria</w:t>
-                  </w:r>
-                </w:p>
-              </w:tc>
-              <w:tc>
-                <w:tcPr>
-                  <w:tcW w:type="dxa" w:w="3060"/>
-                </w:tcPr>
-                <w:p>
-                  <w:pPr>
-                    <w:spacing w:after="100"/>
-                  </w:pPr>
-                  <w:r>
-                    <w:rPr>
-                      <w:rFonts w:ascii="Calibri" w:hAnsi="Calibri"/>
-                      <w:sz w:val="20"/>
-                    </w:rPr>
-                    <w:t>5–6</w:t>
-                  </w:r>
-                </w:p>
-              </w:tc>
-              <w:tc>
-                <w:tcPr>
-                  <w:tcW w:type="dxa" w:w="3060"/>
-                </w:tcPr>
-                <w:p>
-                  <w:pPr>
-                    <w:spacing w:after="100"/>
-                  </w:pPr>
-                  <w:r>
-                    <w:rPr>
-                      <w:rFonts w:ascii="Calibri" w:hAnsi="Calibri"/>
-                      <w:sz w:val="20"/>
-                    </w:rPr>
-                    <w:t>—</w:t>
-                  </w:r>
-                </w:p>
-              </w:tc>
-              <w:tc>
-                <w:tcPr>
-                  <w:tcW w:type="dxa" w:w="3060"/>
-                </w:tcPr>
-                <w:p>
-                  <w:pPr>
-                    <w:spacing w:after="100"/>
-                  </w:pPr>
-                  <w:r>
-                    <w:rPr>
-                      <w:rFonts w:ascii="Calibri" w:hAnsi="Calibri"/>
-                      <w:sz w:val="20"/>
-                    </w:rPr>
-                    <w:t>14</w:t>
-                  </w:r>
-                </w:p>
-              </w:tc>
-              <w:tc>
-                <w:tcPr>
-                  <w:tcW w:type="dxa" w:w="3060"/>
-                </w:tcPr>
-                <w:p>
-                  <w:pPr>
-                    <w:spacing w:after="100"/>
-                  </w:pPr>
-                  <w:r>
-                    <w:rPr>
-                      <w:rFonts w:ascii="Calibri" w:hAnsi="Calibri"/>
-                      <w:sz w:val="20"/>
-                    </w:rPr>
-                    <w:t>Requirements and research questions</w:t>
-                  </w:r>
-                </w:p>
-              </w:tc>
-            </w:tr>
-            <w:tr>
-              <w:trPr>
-                <w:trHeight w:hRule="auto"/>
-              </w:trPr>
-              <w:tc>
-                <w:tcPr>
-                  <w:tcW w:type="dxa" w:w="3060"/>
-                </w:tcPr>
-                <w:p>
-                  <w:pPr>
-                    <w:spacing w:after="100"/>
-                  </w:pPr>
-                  <w:r>
-                    <w:rPr>
-                      <w:rFonts w:ascii="Calibri" w:hAnsi="Calibri"/>
-                      <w:sz w:val="20"/>
-                    </w:rPr>
-                    <w:t>T02 Literature review</w:t>
-                  </w:r>
-                </w:p>
-              </w:tc>
-              <w:tc>
-                <w:tcPr>
-                  <w:tcW w:type="dxa" w:w="3060"/>
-                </w:tcPr>
-                <w:p>
-                  <w:pPr>
-                    <w:spacing w:after="100"/>
-                  </w:pPr>
-                  <w:r>
-                    <w:rPr>
-                      <w:rFonts w:ascii="Calibri" w:hAnsi="Calibri"/>
-                      <w:sz w:val="20"/>
-                    </w:rPr>
-                    <w:t>5–10</w:t>
-                  </w:r>
-                </w:p>
-              </w:tc>
-              <w:tc>
-                <w:tcPr>
-                  <w:tcW w:type="dxa" w:w="3060"/>
-                </w:tcPr>
-                <w:p>
-                  <w:pPr>
-                    <w:spacing w:after="100"/>
-                  </w:pPr>
-                  <w:r>
-                    <w:rPr>
-                      <w:rFonts w:ascii="Calibri" w:hAnsi="Calibri"/>
-                      <w:sz w:val="20"/>
-                    </w:rPr>
-                    <w:t>—</w:t>
-                  </w:r>
-                </w:p>
-              </w:tc>
-              <w:tc>
-                <w:tcPr>
-                  <w:tcW w:type="dxa" w:w="3060"/>
-                </w:tcPr>
-                <w:p>
-                  <w:pPr>
-                    <w:spacing w:after="100"/>
-                  </w:pPr>
-                  <w:r>
-                    <w:rPr>
-                      <w:rFonts w:ascii="Calibri" w:hAnsi="Calibri"/>
-                      <w:sz w:val="20"/>
-                    </w:rPr>
-                    <w:t>32</w:t>
-                  </w:r>
-                </w:p>
-              </w:tc>
-              <w:tc>
-                <w:tcPr>
-                  <w:tcW w:type="dxa" w:w="3060"/>
-                </w:tcPr>
-                <w:p>
-                  <w:pPr>
-                    <w:spacing w:after="100"/>
-                  </w:pPr>
-                  <w:r>
-                    <w:rPr>
-                      <w:rFonts w:ascii="Calibri" w:hAnsi="Calibri"/>
-                      <w:sz w:val="20"/>
-                    </w:rPr>
-                    <w:t>Reading notes and literature comparison</w:t>
-                  </w:r>
-                </w:p>
-              </w:tc>
-            </w:tr>
-            <w:tr>
-              <w:trPr>
-                <w:trHeight w:hRule="auto"/>
-              </w:trPr>
-              <w:tc>
-                <w:tcPr>
-                  <w:tcW w:type="dxa" w:w="3060"/>
-                </w:tcPr>
-                <w:p>
-                  <w:pPr>
-                    <w:spacing w:after="100"/>
-                  </w:pPr>
-                  <w:r>
-                    <w:rPr>
-                      <w:rFonts w:ascii="Calibri" w:hAnsi="Calibri"/>
-                      <w:sz w:val="20"/>
-                    </w:rPr>
-                    <w:t>T03 Sample audit and permissions</w:t>
-                  </w:r>
-                </w:p>
-              </w:tc>
-              <w:tc>
-                <w:tcPr>
-                  <w:tcW w:type="dxa" w:w="3060"/>
-                </w:tcPr>
-                <w:p>
-                  <w:pPr>
-                    <w:spacing w:after="100"/>
-                  </w:pPr>
-                  <w:r>
-                    <w:rPr>
-                      <w:rFonts w:ascii="Calibri" w:hAnsi="Calibri"/>
-                      <w:sz w:val="20"/>
-                    </w:rPr>
-                    <w:t>5–7</w:t>
-                  </w:r>
-                </w:p>
-              </w:tc>
-              <w:tc>
-                <w:tcPr>
-                  <w:tcW w:type="dxa" w:w="3060"/>
-                </w:tcPr>
-                <w:p>
-                  <w:pPr>
-                    <w:spacing w:after="100"/>
-                  </w:pPr>
-                  <w:r>
-                    <w:rPr>
-                      <w:rFonts w:ascii="Calibri" w:hAnsi="Calibri"/>
-                      <w:sz w:val="20"/>
-                    </w:rPr>
-                    <w:t>—</w:t>
-                  </w:r>
-                </w:p>
-              </w:tc>
-              <w:tc>
-                <w:tcPr>
-                  <w:tcW w:type="dxa" w:w="3060"/>
-                </w:tcPr>
-                <w:p>
-                  <w:pPr>
-                    <w:spacing w:after="100"/>
-                  </w:pPr>
-                  <w:r>
-                    <w:rPr>
-                      <w:rFonts w:ascii="Calibri" w:hAnsi="Calibri"/>
-                      <w:sz w:val="20"/>
-                    </w:rPr>
-                    <w:t>18</w:t>
-                  </w:r>
-                </w:p>
-              </w:tc>
-              <w:tc>
-                <w:tcPr>
-                  <w:tcW w:type="dxa" w:w="3060"/>
-                </w:tcPr>
-                <w:p>
-                  <w:pPr>
-                    <w:spacing w:after="100"/>
-                  </w:pPr>
-                  <w:r>
-                    <w:rPr>
-                      <w:rFonts w:ascii="Calibri" w:hAnsi="Calibri"/>
-                      <w:sz w:val="20"/>
-                    </w:rPr>
-                    <w:t>Candidate audit and permission register</w:t>
-                  </w:r>
-                </w:p>
-              </w:tc>
-            </w:tr>
-            <w:tr>
-              <w:trPr>
-                <w:trHeight w:hRule="auto"/>
-              </w:trPr>
-              <w:tc>
-                <w:tcPr>
-                  <w:tcW w:type="dxa" w:w="3060"/>
-                </w:tcPr>
-                <w:p>
-                  <w:pPr>
-                    <w:spacing w:after="100"/>
-                  </w:pPr>
-                  <w:r>
-                    <w:rPr>
-                      <w:rFonts w:ascii="Calibri" w:hAnsi="Calibri"/>
-                      <w:sz w:val="20"/>
-                    </w:rPr>
-                    <w:t>T04 Proposal and supervisor review</w:t>
-                  </w:r>
-                </w:p>
-              </w:tc>
-              <w:tc>
-                <w:tcPr>
-                  <w:tcW w:type="dxa" w:w="3060"/>
-                </w:tcPr>
-                <w:p>
-                  <w:pPr>
-                    <w:spacing w:after="100"/>
-                  </w:pPr>
-                  <w:r>
-                    <w:rPr>
-                      <w:rFonts w:ascii="Calibri" w:hAnsi="Calibri"/>
-                      <w:sz w:val="20"/>
-                    </w:rPr>
-                    <w:t>7–7</w:t>
-                  </w:r>
-                </w:p>
-              </w:tc>
-              <w:tc>
-                <w:tcPr>
-                  <w:tcW w:type="dxa" w:w="3060"/>
-                </w:tcPr>
-                <w:p>
-                  <w:pPr>
-                    <w:spacing w:after="100"/>
-                  </w:pPr>
-                  <w:r>
-                    <w:rPr>
-                      <w:rFonts w:ascii="Calibri" w:hAnsi="Calibri"/>
-                      <w:sz w:val="20"/>
-                    </w:rPr>
-                    <w:t>T01;T03</w:t>
-                  </w:r>
-                </w:p>
-              </w:tc>
-              <w:tc>
-                <w:tcPr>
-                  <w:tcW w:type="dxa" w:w="3060"/>
-                </w:tcPr>
-                <w:p>
-                  <w:pPr>
-                    <w:spacing w:after="100"/>
-                  </w:pPr>
-                  <w:r>
-                    <w:rPr>
-                      <w:rFonts w:ascii="Calibri" w:hAnsi="Calibri"/>
-                      <w:sz w:val="20"/>
-                    </w:rPr>
-                    <w:t>16</w:t>
-                  </w:r>
-                </w:p>
-              </w:tc>
-              <w:tc>
-                <w:tcPr>
-                  <w:tcW w:type="dxa" w:w="3060"/>
-                </w:tcPr>
-                <w:p>
-                  <w:pPr>
-                    <w:spacing w:after="100"/>
-                  </w:pPr>
-                  <w:r>
-                    <w:rPr>
-                      <w:rFonts w:ascii="Calibri" w:hAnsi="Calibri"/>
-                      <w:sz w:val="20"/>
-                    </w:rPr>
-                    <w:t>Proposal submitted / M1</w:t>
-                  </w:r>
-                </w:p>
-              </w:tc>
-            </w:tr>
-            <w:tr>
-              <w:trPr>
-                <w:trHeight w:hRule="auto"/>
-              </w:trPr>
-              <w:tc>
-                <w:tcPr>
-                  <w:tcW w:type="dxa" w:w="3060"/>
-                </w:tcPr>
-                <w:p>
-                  <w:pPr>
-                    <w:spacing w:after="100"/>
-                  </w:pPr>
-                  <w:r>
-                    <w:rPr>
-                      <w:rFonts w:ascii="Calibri" w:hAnsi="Calibri"/>
-                      <w:sz w:val="20"/>
-                    </w:rPr>
-                    <w:t>T05 Reproduce reference baseline</w:t>
-                  </w:r>
-                </w:p>
-              </w:tc>
-              <w:tc>
-                <w:tcPr>
-                  <w:tcW w:type="dxa" w:w="3060"/>
-                </w:tcPr>
-                <w:p>
-                  <w:pPr>
-                    <w:spacing w:after="100"/>
-                  </w:pPr>
-                  <w:r>
-                    <w:rPr>
-                      <w:rFonts w:ascii="Calibri" w:hAnsi="Calibri"/>
-                      <w:sz w:val="20"/>
-                    </w:rPr>
-                    <w:t>8–9</w:t>
-                  </w:r>
-                </w:p>
-              </w:tc>
-              <w:tc>
-                <w:tcPr>
-                  <w:tcW w:type="dxa" w:w="3060"/>
-                </w:tcPr>
-                <w:p>
-                  <w:pPr>
-                    <w:spacing w:after="100"/>
-                  </w:pPr>
-                  <w:r>
-                    <w:rPr>
-                      <w:rFonts w:ascii="Calibri" w:hAnsi="Calibri"/>
-                      <w:sz w:val="20"/>
-                    </w:rPr>
-                    <w:t>T04</w:t>
-                  </w:r>
-                </w:p>
-              </w:tc>
-              <w:tc>
-                <w:tcPr>
-                  <w:tcW w:type="dxa" w:w="3060"/>
-                </w:tcPr>
-                <w:p>
-                  <w:pPr>
-                    <w:spacing w:after="100"/>
-                  </w:pPr>
-                  <w:r>
-                    <w:rPr>
-                      <w:rFonts w:ascii="Calibri" w:hAnsi="Calibri"/>
-                      <w:sz w:val="20"/>
-                    </w:rPr>
-                    <w:t>24</w:t>
-                  </w:r>
-                </w:p>
-              </w:tc>
-              <w:tc>
-                <w:tcPr>
-                  <w:tcW w:type="dxa" w:w="3060"/>
-                </w:tcPr>
-                <w:p>
-                  <w:pPr>
-                    <w:spacing w:after="100"/>
-                  </w:pPr>
-                  <w:r>
-                    <w:rPr>
-                      <w:rFonts w:ascii="Calibri" w:hAnsi="Calibri"/>
-                      <w:sz w:val="20"/>
-                    </w:rPr>
-                    <w:t>Offline checks and permitted API pilot</w:t>
-                  </w:r>
-                </w:p>
-              </w:tc>
-            </w:tr>
-            <w:tr>
-              <w:trPr>
-                <w:trHeight w:hRule="auto"/>
-              </w:trPr>
-              <w:tc>
-                <w:tcPr>
-                  <w:tcW w:type="dxa" w:w="3060"/>
-                </w:tcPr>
-                <w:p>
-                  <w:pPr>
-                    <w:spacing w:after="100"/>
-                  </w:pPr>
-                  <w:r>
-                    <w:rPr>
-                      <w:rFonts w:ascii="Calibri" w:hAnsi="Calibri"/>
-                      <w:sz w:val="20"/>
-                    </w:rPr>
-                    <w:t>T06 Curate corpus and build index</w:t>
-                  </w:r>
-                </w:p>
-              </w:tc>
-              <w:tc>
-                <w:tcPr>
-                  <w:tcW w:type="dxa" w:w="3060"/>
-                </w:tcPr>
-                <w:p>
-                  <w:pPr>
-                    <w:spacing w:after="100"/>
-                  </w:pPr>
-                  <w:r>
-                    <w:rPr>
-                      <w:rFonts w:ascii="Calibri" w:hAnsi="Calibri"/>
-                      <w:sz w:val="20"/>
-                    </w:rPr>
-                    <w:t>8–11</w:t>
-                  </w:r>
-                </w:p>
-              </w:tc>
-              <w:tc>
-                <w:tcPr>
-                  <w:tcW w:type="dxa" w:w="3060"/>
-                </w:tcPr>
-                <w:p>
-                  <w:pPr>
-                    <w:spacing w:after="100"/>
-                  </w:pPr>
-                  <w:r>
-                    <w:rPr>
-                      <w:rFonts w:ascii="Calibri" w:hAnsi="Calibri"/>
-                      <w:sz w:val="20"/>
-                    </w:rPr>
-                    <w:t>T03;T04</w:t>
-                  </w:r>
-                </w:p>
-              </w:tc>
-              <w:tc>
-                <w:tcPr>
-                  <w:tcW w:type="dxa" w:w="3060"/>
-                </w:tcPr>
-                <w:p>
-                  <w:pPr>
-                    <w:spacing w:after="100"/>
-                  </w:pPr>
-                  <w:r>
-                    <w:rPr>
-                      <w:rFonts w:ascii="Calibri" w:hAnsi="Calibri"/>
-                      <w:sz w:val="20"/>
-                    </w:rPr>
-                    <w:t>32</w:t>
-                  </w:r>
-                </w:p>
-              </w:tc>
-              <w:tc>
-                <w:tcPr>
-                  <w:tcW w:type="dxa" w:w="3060"/>
-                </w:tcPr>
-                <w:p>
-                  <w:pPr>
-                    <w:spacing w:after="100"/>
-                  </w:pPr>
-                  <w:r>
-                    <w:rPr>
-                      <w:rFonts w:ascii="Calibri" w:hAnsi="Calibri"/>
-                      <w:sz w:val="20"/>
-                    </w:rPr>
-                    <w:t>20-30 usable documents and index / M2</w:t>
-                  </w:r>
-                </w:p>
-              </w:tc>
-            </w:tr>
-            <w:tr>
-              <w:trPr>
-                <w:trHeight w:hRule="auto"/>
-              </w:trPr>
-              <w:tc>
-                <w:tcPr>
-                  <w:tcW w:type="dxa" w:w="3060"/>
-                </w:tcPr>
-                <w:p>
-                  <w:pPr>
-                    <w:spacing w:after="100"/>
-                  </w:pPr>
-                  <w:r>
-                    <w:rPr>
-                      <w:rFonts w:ascii="Calibri" w:hAnsi="Calibri"/>
-                      <w:sz w:val="20"/>
-                    </w:rPr>
-                    <w:t>T07 Author and check benchmark</w:t>
-                  </w:r>
-                </w:p>
-              </w:tc>
-              <w:tc>
-                <w:tcPr>
-                  <w:tcW w:type="dxa" w:w="3060"/>
-                </w:tcPr>
-                <w:p>
-                  <w:pPr>
-                    <w:spacing w:after="100"/>
-                  </w:pPr>
-                  <w:r>
-                    <w:rPr>
-                      <w:rFonts w:ascii="Calibri" w:hAnsi="Calibri"/>
-                      <w:sz w:val="20"/>
-                    </w:rPr>
-                    <w:t>9–11</w:t>
-                  </w:r>
-                </w:p>
-              </w:tc>
-              <w:tc>
-                <w:tcPr>
-                  <w:tcW w:type="dxa" w:w="3060"/>
-                </w:tcPr>
-                <w:p>
-                  <w:pPr>
-                    <w:spacing w:after="100"/>
-                  </w:pPr>
-                  <w:r>
-                    <w:rPr>
-                      <w:rFonts w:ascii="Calibri" w:hAnsi="Calibri"/>
-                      <w:sz w:val="20"/>
-                    </w:rPr>
-                    <w:t>T03</w:t>
-                  </w:r>
-                </w:p>
-              </w:tc>
-              <w:tc>
-                <w:tcPr>
-                  <w:tcW w:type="dxa" w:w="3060"/>
-                </w:tcPr>
-                <w:p>
-                  <w:pPr>
-                    <w:spacing w:after="100"/>
-                  </w:pPr>
-                  <w:r>
-                    <w:rPr>
-                      <w:rFonts w:ascii="Calibri" w:hAnsi="Calibri"/>
-                      <w:sz w:val="20"/>
-                    </w:rPr>
-                    <w:t>28</w:t>
-                  </w:r>
-                </w:p>
-              </w:tc>
-              <w:tc>
-                <w:tcPr>
-                  <w:tcW w:type="dxa" w:w="3060"/>
-                </w:tcPr>
-                <w:p>
-                  <w:pPr>
-                    <w:spacing w:after="100"/>
-                  </w:pPr>
-                  <w:r>
-                    <w:rPr>
-                      <w:rFonts w:ascii="Calibri" w:hAnsi="Calibri"/>
-                      <w:sz w:val="20"/>
-                    </w:rPr>
-                    <w:t>100 reviewed questions and grouped split</w:t>
-                  </w:r>
-                </w:p>
-              </w:tc>
-            </w:tr>
-            <w:tr>
-              <w:trPr>
-                <w:trHeight w:hRule="auto"/>
-              </w:trPr>
-              <w:tc>
-                <w:tcPr>
-                  <w:tcW w:type="dxa" w:w="3060"/>
-                </w:tcPr>
-                <w:p>
-                  <w:pPr>
-                    <w:spacing w:after="100"/>
-                  </w:pPr>
-                  <w:r>
-                    <w:rPr>
-                      <w:rFonts w:ascii="Calibri" w:hAnsi="Calibri"/>
-                      <w:sz w:val="20"/>
-                    </w:rPr>
-                    <w:t>T08 Implement edition handling</w:t>
-                  </w:r>
-                </w:p>
-              </w:tc>
-              <w:tc>
-                <w:tcPr>
-                  <w:tcW w:type="dxa" w:w="3060"/>
-                </w:tcPr>
-                <w:p>
-                  <w:pPr>
-                    <w:spacing w:after="100"/>
-                  </w:pPr>
-                  <w:r>
-                    <w:rPr>
-                      <w:rFonts w:ascii="Calibri" w:hAnsi="Calibri"/>
-                      <w:sz w:val="20"/>
-                    </w:rPr>
-                    <w:t>12–13</w:t>
-                  </w:r>
-                </w:p>
-              </w:tc>
-              <w:tc>
-                <w:tcPr>
-                  <w:tcW w:type="dxa" w:w="3060"/>
-                </w:tcPr>
-                <w:p>
-                  <w:pPr>
-                    <w:spacing w:after="100"/>
-                  </w:pPr>
-                  <w:r>
-                    <w:rPr>
-                      <w:rFonts w:ascii="Calibri" w:hAnsi="Calibri"/>
-                      <w:sz w:val="20"/>
-                    </w:rPr>
-                    <w:t>T05;T06</w:t>
-                  </w:r>
-                </w:p>
-              </w:tc>
-              <w:tc>
-                <w:tcPr>
-                  <w:tcW w:type="dxa" w:w="3060"/>
-                </w:tcPr>
-                <w:p>
-                  <w:pPr>
-                    <w:spacing w:after="100"/>
-                  </w:pPr>
-                  <w:r>
-                    <w:rPr>
-                      <w:rFonts w:ascii="Calibri" w:hAnsi="Calibri"/>
-                      <w:sz w:val="20"/>
-                    </w:rPr>
-                    <w:t>24</w:t>
-                  </w:r>
-                </w:p>
-              </w:tc>
-              <w:tc>
-                <w:tcPr>
-                  <w:tcW w:type="dxa" w:w="3060"/>
-                </w:tcPr>
-                <w:p>
-                  <w:pPr>
-                    <w:spacing w:after="100"/>
-                  </w:pPr>
-                  <w:r>
-                    <w:rPr>
-                      <w:rFonts w:ascii="Calibri" w:hAnsi="Calibri"/>
-                      <w:sz w:val="20"/>
-                    </w:rPr>
-                    <w:t>Edition constraints and tests</w:t>
-                  </w:r>
-                </w:p>
-              </w:tc>
-            </w:tr>
-            <w:tr>
-              <w:trPr>
-                <w:trHeight w:hRule="auto"/>
-              </w:trPr>
-              <w:tc>
-                <w:tcPr>
-                  <w:tcW w:type="dxa" w:w="3060"/>
-                </w:tcPr>
-                <w:p>
-                  <w:pPr>
-                    <w:spacing w:after="100"/>
-                  </w:pPr>
-                  <w:r>
-                    <w:rPr>
-                      <w:rFonts w:ascii="Calibri" w:hAnsi="Calibri"/>
-                      <w:sz w:val="20"/>
-                    </w:rPr>
-                    <w:t>T09 Implement evidence checks</w:t>
-                  </w:r>
-                </w:p>
-              </w:tc>
-              <w:tc>
-                <w:tcPr>
-                  <w:tcW w:type="dxa" w:w="3060"/>
-                </w:tcPr>
-                <w:p>
-                  <w:pPr>
-                    <w:spacing w:after="100"/>
-                  </w:pPr>
-                  <w:r>
-                    <w:rPr>
-                      <w:rFonts w:ascii="Calibri" w:hAnsi="Calibri"/>
-                      <w:sz w:val="20"/>
-                    </w:rPr>
-                    <w:t>13–14</w:t>
-                  </w:r>
-                </w:p>
-              </w:tc>
-              <w:tc>
-                <w:tcPr>
-                  <w:tcW w:type="dxa" w:w="3060"/>
-                </w:tcPr>
-                <w:p>
-                  <w:pPr>
-                    <w:spacing w:after="100"/>
-                  </w:pPr>
-                  <w:r>
-                    <w:rPr>
-                      <w:rFonts w:ascii="Calibri" w:hAnsi="Calibri"/>
-                      <w:sz w:val="20"/>
-                    </w:rPr>
-                    <w:t>T05;T06</w:t>
-                  </w:r>
-                </w:p>
-              </w:tc>
-              <w:tc>
-                <w:tcPr>
-                  <w:tcW w:type="dxa" w:w="3060"/>
-                </w:tcPr>
-                <w:p>
-                  <w:pPr>
-                    <w:spacing w:after="100"/>
-                  </w:pPr>
-                  <w:r>
-                    <w:rPr>
-                      <w:rFonts w:ascii="Calibri" w:hAnsi="Calibri"/>
-                      <w:sz w:val="20"/>
-                    </w:rPr>
-                    <w:t>24</w:t>
-                  </w:r>
-                </w:p>
-              </w:tc>
-              <w:tc>
-                <w:tcPr>
-                  <w:tcW w:type="dxa" w:w="3060"/>
-                </w:tcPr>
-                <w:p>
-                  <w:pPr>
-                    <w:spacing w:after="100"/>
-                  </w:pPr>
-                  <w:r>
-                    <w:rPr>
-                      <w:rFonts w:ascii="Calibri" w:hAnsi="Calibri"/>
-                      <w:sz w:val="20"/>
-                    </w:rPr>
-                    <w:t>Refusal and citation validation</w:t>
-                  </w:r>
-                </w:p>
-              </w:tc>
-            </w:tr>
-            <w:tr>
-              <w:trPr>
-                <w:trHeight w:hRule="auto"/>
-              </w:trPr>
-              <w:tc>
-                <w:tcPr>
-                  <w:tcW w:type="dxa" w:w="3060"/>
-                </w:tcPr>
-                <w:p>
-                  <w:pPr>
-                    <w:spacing w:after="100"/>
-                  </w:pPr>
-                  <w:r>
-                    <w:rPr>
-                      <w:rFonts w:ascii="Calibri" w:hAnsi="Calibri"/>
-                      <w:sz w:val="20"/>
-                    </w:rPr>
-                    <w:t>T10 Follow-ups and integration</w:t>
-                  </w:r>
-                </w:p>
-              </w:tc>
-              <w:tc>
-                <w:tcPr>
-                  <w:tcW w:type="dxa" w:w="3060"/>
-                </w:tcPr>
-                <w:p>
-                  <w:pPr>
-                    <w:spacing w:after="100"/>
-                  </w:pPr>
-                  <w:r>
-                    <w:rPr>
-                      <w:rFonts w:ascii="Calibri" w:hAnsi="Calibri"/>
-                      <w:sz w:val="20"/>
-                    </w:rPr>
-                    <w:t>14–15</w:t>
-                  </w:r>
-                </w:p>
-              </w:tc>
-              <w:tc>
-                <w:tcPr>
-                  <w:tcW w:type="dxa" w:w="3060"/>
-                </w:tcPr>
-                <w:p>
-                  <w:pPr>
-                    <w:spacing w:after="100"/>
-                  </w:pPr>
-                  <w:r>
-                    <w:rPr>
-                      <w:rFonts w:ascii="Calibri" w:hAnsi="Calibri"/>
-                      <w:sz w:val="20"/>
-                    </w:rPr>
-                    <w:t>T08</w:t>
-                  </w:r>
-                </w:p>
-              </w:tc>
-              <w:tc>
-                <w:tcPr>
-                  <w:tcW w:type="dxa" w:w="3060"/>
-                </w:tcPr>
-                <w:p>
-                  <w:pPr>
-                    <w:spacing w:after="100"/>
-                  </w:pPr>
-                  <w:r>
-                    <w:rPr>
-                      <w:rFonts w:ascii="Calibri" w:hAnsi="Calibri"/>
-                      <w:sz w:val="20"/>
-                    </w:rPr>
-                    <w:t>16</w:t>
-                  </w:r>
-                </w:p>
-              </w:tc>
-              <w:tc>
-                <w:tcPr>
-                  <w:tcW w:type="dxa" w:w="3060"/>
-                </w:tcPr>
-                <w:p>
-                  <w:pPr>
-                    <w:spacing w:after="100"/>
-                  </w:pPr>
-                  <w:r>
-                    <w:rPr>
-                      <w:rFonts w:ascii="Calibri" w:hAnsi="Calibri"/>
-                      <w:sz w:val="20"/>
-                    </w:rPr>
-                    <w:t>Local demo and integration tests / M3</w:t>
-                  </w:r>
-                </w:p>
-              </w:tc>
-            </w:tr>
-            <w:tr>
-              <w:trPr>
-                <w:trHeight w:hRule="auto"/>
-              </w:trPr>
-              <w:tc>
-                <w:tcPr>
-                  <w:tcW w:type="dxa" w:w="3060"/>
-                </w:tcPr>
-                <w:p>
-                  <w:pPr>
-                    <w:spacing w:after="100"/>
-                  </w:pPr>
-                  <w:r>
-                    <w:rPr>
-                      <w:rFonts w:ascii="Calibri" w:hAnsi="Calibri"/>
-                      <w:sz w:val="20"/>
-                    </w:rPr>
-                    <w:t>T11 Development-only tuning and freeze</w:t>
-                  </w:r>
-                </w:p>
-              </w:tc>
-              <w:tc>
-                <w:tcPr>
-                  <w:tcW w:type="dxa" w:w="3060"/>
-                </w:tcPr>
-                <w:p>
-                  <w:pPr>
-                    <w:spacing w:after="100"/>
-                  </w:pPr>
-                  <w:r>
-                    <w:rPr>
-                      <w:rFonts w:ascii="Calibri" w:hAnsi="Calibri"/>
-                      <w:sz w:val="20"/>
-                    </w:rPr>
-                    <w:t>15–16</w:t>
-                  </w:r>
-                </w:p>
-              </w:tc>
-              <w:tc>
-                <w:tcPr>
-                  <w:tcW w:type="dxa" w:w="3060"/>
-                </w:tcPr>
-                <w:p>
-                  <w:pPr>
-                    <w:spacing w:after="100"/>
-                  </w:pPr>
-                  <w:r>
-                    <w:rPr>
-                      <w:rFonts w:ascii="Calibri" w:hAnsi="Calibri"/>
-                      <w:sz w:val="20"/>
-                    </w:rPr>
-                    <w:t>T07;T09;T10</w:t>
-                  </w:r>
-                </w:p>
-              </w:tc>
-              <w:tc>
-                <w:tcPr>
-                  <w:tcW w:type="dxa" w:w="3060"/>
-                </w:tcPr>
-                <w:p>
-                  <w:pPr>
-                    <w:spacing w:after="100"/>
-                  </w:pPr>
-                  <w:r>
-                    <w:rPr>
-                      <w:rFonts w:ascii="Calibri" w:hAnsi="Calibri"/>
-                      <w:sz w:val="20"/>
-                    </w:rPr>
-                    <w:t>16</w:t>
-                  </w:r>
-                </w:p>
-              </w:tc>
-              <w:tc>
-                <w:tcPr>
-                  <w:tcW w:type="dxa" w:w="3060"/>
-                </w:tcPr>
-                <w:p>
-                  <w:pPr>
-                    <w:spacing w:after="100"/>
-                  </w:pPr>
-                  <w:r>
-                    <w:rPr>
-                      <w:rFonts w:ascii="Calibri" w:hAnsi="Calibri"/>
-                      <w:sz w:val="20"/>
-                    </w:rPr>
-                    <w:t>Frozen corpus labels and configuration</w:t>
-                  </w:r>
-                </w:p>
-              </w:tc>
-            </w:tr>
-            <w:tr>
-              <w:trPr>
-                <w:trHeight w:hRule="auto"/>
-              </w:trPr>
-              <w:tc>
-                <w:tcPr>
-                  <w:tcW w:type="dxa" w:w="3060"/>
-                </w:tcPr>
-                <w:p>
-                  <w:pPr>
-                    <w:spacing w:after="100"/>
-                  </w:pPr>
-                  <w:r>
-                    <w:rPr>
-                      <w:rFonts w:ascii="Calibri" w:hAnsi="Calibri"/>
-                      <w:sz w:val="20"/>
-                    </w:rPr>
-                    <w:t>T12 Controlled evaluation and analysis</w:t>
-                  </w:r>
-                </w:p>
-              </w:tc>
-              <w:tc>
-                <w:tcPr>
-                  <w:tcW w:type="dxa" w:w="3060"/>
-                </w:tcPr>
-                <w:p>
-                  <w:pPr>
-                    <w:spacing w:after="100"/>
-                  </w:pPr>
-                  <w:r>
-                    <w:rPr>
-                      <w:rFonts w:ascii="Calibri" w:hAnsi="Calibri"/>
-                      <w:sz w:val="20"/>
-                    </w:rPr>
-                    <w:t>17–19</w:t>
-                  </w:r>
-                </w:p>
-              </w:tc>
-              <w:tc>
-                <w:tcPr>
-                  <w:tcW w:type="dxa" w:w="3060"/>
-                </w:tcPr>
-                <w:p>
-                  <w:pPr>
-                    <w:spacing w:after="100"/>
-                  </w:pPr>
-                  <w:r>
-                    <w:rPr>
-                      <w:rFonts w:ascii="Calibri" w:hAnsi="Calibri"/>
-                      <w:sz w:val="20"/>
-                    </w:rPr>
-                    <w:t>T11</w:t>
-                  </w:r>
-                </w:p>
-              </w:tc>
-              <w:tc>
-                <w:tcPr>
-                  <w:tcW w:type="dxa" w:w="3060"/>
-                </w:tcPr>
-                <w:p>
-                  <w:pPr>
-                    <w:spacing w:after="100"/>
-                  </w:pPr>
-                  <w:r>
-                    <w:rPr>
-                      <w:rFonts w:ascii="Calibri" w:hAnsi="Calibri"/>
-                      <w:sz w:val="20"/>
-                    </w:rPr>
-                    <w:t>32</w:t>
-                  </w:r>
-                </w:p>
-              </w:tc>
-              <w:tc>
-                <w:tcPr>
-                  <w:tcW w:type="dxa" w:w="3060"/>
-                </w:tcPr>
-                <w:p>
-                  <w:pPr>
-                    <w:spacing w:after="100"/>
-                  </w:pPr>
-                  <w:r>
-                    <w:rPr>
-                      <w:rFonts w:ascii="Calibri" w:hAnsi="Calibri"/>
-                      <w:sz w:val="20"/>
-                    </w:rPr>
-                    <w:t>Comparison ablation and case analysis / M4</w:t>
-                  </w:r>
-                </w:p>
-              </w:tc>
-            </w:tr>
-            <w:tr>
-              <w:trPr>
-                <w:trHeight w:hRule="auto"/>
-              </w:trPr>
-              <w:tc>
-                <w:tcPr>
-                  <w:tcW w:type="dxa" w:w="3060"/>
-                </w:tcPr>
-                <w:p>
-                  <w:pPr>
-                    <w:spacing w:after="100"/>
-                  </w:pPr>
-                  <w:r>
-                    <w:rPr>
-                      <w:rFonts w:ascii="Calibri" w:hAnsi="Calibri"/>
-                      <w:sz w:val="20"/>
-                    </w:rPr>
-                    <w:t>T13 Report and outcome evidence</w:t>
-                  </w:r>
-                </w:p>
-              </w:tc>
-              <w:tc>
-                <w:tcPr>
-                  <w:tcW w:type="dxa" w:w="3060"/>
-                </w:tcPr>
-                <w:p>
-                  <w:pPr>
-                    <w:spacing w:after="100"/>
-                  </w:pPr>
-                  <w:r>
-                    <w:rPr>
-                      <w:rFonts w:ascii="Calibri" w:hAnsi="Calibri"/>
-                      <w:sz w:val="20"/>
-                    </w:rPr>
-                    <w:t>20–22</w:t>
-                  </w:r>
-                </w:p>
-              </w:tc>
-              <w:tc>
-                <w:tcPr>
-                  <w:tcW w:type="dxa" w:w="3060"/>
-                </w:tcPr>
-                <w:p>
-                  <w:pPr>
-                    <w:spacing w:after="100"/>
-                  </w:pPr>
-                  <w:r>
-                    <w:rPr>
-                      <w:rFonts w:ascii="Calibri" w:hAnsi="Calibri"/>
-                      <w:sz w:val="20"/>
-                    </w:rPr>
-                    <w:t>T12</w:t>
-                  </w:r>
-                </w:p>
-              </w:tc>
-              <w:tc>
-                <w:tcPr>
-                  <w:tcW w:type="dxa" w:w="3060"/>
-                </w:tcPr>
-                <w:p>
-                  <w:pPr>
-                    <w:spacing w:after="100"/>
-                  </w:pPr>
-                  <w:r>
-                    <w:rPr>
-                      <w:rFonts w:ascii="Calibri" w:hAnsi="Calibri"/>
-                      <w:sz w:val="20"/>
-                    </w:rPr>
-                    <w:t>36</w:t>
-                  </w:r>
-                </w:p>
-              </w:tc>
-              <w:tc>
-                <w:tcPr>
-                  <w:tcW w:type="dxa" w:w="3060"/>
-                </w:tcPr>
-                <w:p>
-                  <w:pPr>
-                    <w:spacing w:after="100"/>
-                  </w:pPr>
-                  <w:r>
-                    <w:rPr>
-                      <w:rFonts w:ascii="Calibri" w:hAnsi="Calibri"/>
-                      <w:sz w:val="20"/>
-                    </w:rPr>
-                    <w:t>Seven-page report draft / M5</w:t>
-                  </w:r>
-                </w:p>
-              </w:tc>
-            </w:tr>
-            <w:tr>
-              <w:trPr>
-                <w:trHeight w:hRule="auto"/>
-              </w:trPr>
-              <w:tc>
-                <w:tcPr>
-                  <w:tcW w:type="dxa" w:w="3060"/>
-                </w:tcPr>
-                <w:p>
-                  <w:pPr>
-                    <w:spacing w:after="100"/>
-                  </w:pPr>
-                  <w:r>
-                    <w:rPr>
-                      <w:rFonts w:ascii="Calibri" w:hAnsi="Calibri"/>
-                      <w:sz w:val="20"/>
-                    </w:rPr>
-                    <w:t>T14 Video and submission preparation</w:t>
-                  </w:r>
-                </w:p>
-              </w:tc>
-              <w:tc>
-                <w:tcPr>
-                  <w:tcW w:type="dxa" w:w="3060"/>
-                </w:tcPr>
-                <w:p>
-                  <w:pPr>
-                    <w:spacing w:after="100"/>
-                  </w:pPr>
-                  <w:r>
-                    <w:rPr>
-                      <w:rFonts w:ascii="Calibri" w:hAnsi="Calibri"/>
-                      <w:sz w:val="20"/>
-                    </w:rPr>
-                    <w:t>22–23</w:t>
-                  </w:r>
-                </w:p>
-              </w:tc>
-              <w:tc>
-                <w:tcPr>
-                  <w:tcW w:type="dxa" w:w="3060"/>
-                </w:tcPr>
-                <w:p>
-                  <w:pPr>
-                    <w:spacing w:after="100"/>
-                  </w:pPr>
-                  <w:r>
-                    <w:rPr>
-                      <w:rFonts w:ascii="Calibri" w:hAnsi="Calibri"/>
-                      <w:sz w:val="20"/>
-                    </w:rPr>
-                    <w:t>T12</w:t>
-                  </w:r>
-                </w:p>
-              </w:tc>
-              <w:tc>
-                <w:tcPr>
-                  <w:tcW w:type="dxa" w:w="3060"/>
-                </w:tcPr>
-                <w:p>
-                  <w:pPr>
-                    <w:spacing w:after="100"/>
-                  </w:pPr>
-                  <w:r>
-                    <w:rPr>
-                      <w:rFonts w:ascii="Calibri" w:hAnsi="Calibri"/>
-                      <w:sz w:val="20"/>
-                    </w:rPr>
-                    <w:t>12</w:t>
-                  </w:r>
-                </w:p>
-              </w:tc>
-              <w:tc>
-                <w:tcPr>
-                  <w:tcW w:type="dxa" w:w="3060"/>
-                </w:tcPr>
-                <w:p>
-                  <w:pPr>
-                    <w:spacing w:after="100"/>
-                  </w:pPr>
-                  <w:r>
-                    <w:rPr>
-                      <w:rFonts w:ascii="Calibri" w:hAnsi="Calibri"/>
-                      <w:sz w:val="20"/>
-                    </w:rPr>
-                    <w:t>Video and checked access link</w:t>
-                  </w:r>
-                </w:p>
-              </w:tc>
-            </w:tr>
-            <w:tr>
-              <w:trPr>
-                <w:trHeight w:hRule="auto"/>
-              </w:trPr>
-              <w:tc>
-                <w:tcPr>
-                  <w:tcW w:type="dxa" w:w="3060"/>
-                </w:tcPr>
-                <w:p>
-                  <w:pPr>
-                    <w:spacing w:after="100"/>
-                  </w:pPr>
-                  <w:r>
-                    <w:rPr>
-                      <w:rFonts w:ascii="Calibri" w:hAnsi="Calibri"/>
-                      <w:sz w:val="20"/>
-                    </w:rPr>
-                    <w:t>T15 Final review and submission</w:t>
-                  </w:r>
-                </w:p>
-              </w:tc>
-              <w:tc>
-                <w:tcPr>
-                  <w:tcW w:type="dxa" w:w="3060"/>
-                </w:tcPr>
-                <w:p>
-                  <w:pPr>
-                    <w:spacing w:after="100"/>
-                  </w:pPr>
-                  <w:r>
-                    <w:rPr>
-                      <w:rFonts w:ascii="Calibri" w:hAnsi="Calibri"/>
-                      <w:sz w:val="20"/>
-                    </w:rPr>
-                    <w:t>23–24</w:t>
-                  </w:r>
-                </w:p>
-              </w:tc>
-              <w:tc>
-                <w:tcPr>
-                  <w:tcW w:type="dxa" w:w="3060"/>
-                </w:tcPr>
-                <w:p>
-                  <w:pPr>
-                    <w:spacing w:after="100"/>
-                  </w:pPr>
-                  <w:r>
-                    <w:rPr>
-                      <w:rFonts w:ascii="Calibri" w:hAnsi="Calibri"/>
-                      <w:sz w:val="20"/>
-                    </w:rPr>
-                    <w:t>T13;T14</w:t>
-                  </w:r>
-                </w:p>
-              </w:tc>
-              <w:tc>
-                <w:tcPr>
-                  <w:tcW w:type="dxa" w:w="3060"/>
-                </w:tcPr>
-                <w:p>
-                  <w:pPr>
-                    <w:spacing w:after="100"/>
-                  </w:pPr>
-                  <w:r>
-                    <w:rPr>
-                      <w:rFonts w:ascii="Calibri" w:hAnsi="Calibri"/>
-                      <w:sz w:val="20"/>
-                    </w:rPr>
-                    <w:t>16</w:t>
-                  </w:r>
-                </w:p>
-              </w:tc>
-              <w:tc>
-                <w:tcPr>
-                  <w:tcW w:type="dxa" w:w="3060"/>
-                </w:tcPr>
-                <w:p>
-                  <w:pPr>
-                    <w:spacing w:after="100"/>
-                  </w:pPr>
-                  <w:r>
-                    <w:rPr>
-                      <w:rFonts w:ascii="Calibri" w:hAnsi="Calibri"/>
-                      <w:sz w:val="20"/>
-                    </w:rPr>
-                    <w:t>Report portfolio and video submitted / M6</w:t>
-                  </w:r>
-                </w:p>
-              </w:tc>
-            </w:tr>
-            <w:tr>
-              <w:trPr>
-                <w:trHeight w:hRule="auto"/>
-              </w:trPr>
-              <w:tc>
-                <w:tcPr>
-                  <w:tcW w:type="dxa" w:w="3060"/>
-                </w:tcPr>
-                <w:p>
-                  <w:pPr>
-                    <w:spacing w:after="100"/>
-                  </w:pPr>
-                  <w:r>
-                    <w:rPr>
-                      <w:rFonts w:ascii="Calibri" w:hAnsi="Calibri"/>
-                      <w:sz w:val="20"/>
-                    </w:rPr>
-                    <w:t>T16 Journals reviews and supervision</w:t>
-                  </w:r>
-                </w:p>
-              </w:tc>
-              <w:tc>
-                <w:tcPr>
-                  <w:tcW w:type="dxa" w:w="3060"/>
-                </w:tcPr>
-                <w:p>
-                  <w:pPr>
-                    <w:spacing w:after="100"/>
-                  </w:pPr>
-                  <w:r>
-                    <w:rPr>
-                      <w:rFonts w:ascii="Calibri" w:hAnsi="Calibri"/>
-                      <w:sz w:val="20"/>
-                    </w:rPr>
-                    <w:t>5–24</w:t>
-                  </w:r>
-                </w:p>
-              </w:tc>
-              <w:tc>
-                <w:tcPr>
-                  <w:tcW w:type="dxa" w:w="3060"/>
-                </w:tcPr>
-                <w:p>
-                  <w:pPr>
-                    <w:spacing w:after="100"/>
-                  </w:pPr>
-                  <w:r>
-                    <w:rPr>
-                      <w:rFonts w:ascii="Calibri" w:hAnsi="Calibri"/>
-                      <w:sz w:val="20"/>
-                    </w:rPr>
-                    <w:t>—</w:t>
-                  </w:r>
-                </w:p>
-              </w:tc>
-              <w:tc>
-                <w:tcPr>
-                  <w:tcW w:type="dxa" w:w="3060"/>
-                </w:tcPr>
-                <w:p>
-                  <w:pPr>
-                    <w:spacing w:after="100"/>
-                  </w:pPr>
-                  <w:r>
-                    <w:rPr>
-                      <w:rFonts w:ascii="Calibri" w:hAnsi="Calibri"/>
-                      <w:sz w:val="20"/>
-                    </w:rPr>
-                    <w:t>60</w:t>
-                  </w:r>
-                </w:p>
-              </w:tc>
-              <w:tc>
-                <w:tcPr>
-                  <w:tcW w:type="dxa" w:w="3060"/>
-                </w:tcPr>
-                <w:p>
-                  <w:pPr>
-                    <w:spacing w:after="100"/>
-                  </w:pPr>
-                  <w:r>
-                    <w:rPr>
-                      <w:rFonts w:ascii="Calibri" w:hAnsi="Calibri"/>
-                      <w:sz w:val="20"/>
-                    </w:rPr>
-                    <w:t>Weekly records and 10 Review Documents</w:t>
-                  </w:r>
-                </w:p>
-              </w:tc>
-            </w:tr>
-            <w:tr>
-              <w:trPr>
-                <w:trHeight w:hRule="auto"/>
-              </w:trPr>
-              <w:tc>
-                <w:tcPr>
-                  <w:tcW w:type="dxa" w:w="3060"/>
-                </w:tcPr>
-                <w:p>
-                  <w:pPr>
-                    <w:spacing w:after="100"/>
-                  </w:pPr>
-                  <w:r>
-                    <w:rPr>
-                      <w:rFonts w:ascii="Calibri" w:hAnsi="Calibri"/>
-                      <w:sz w:val="20"/>
-                    </w:rPr>
-                    <w:t>T17 Viva preparation and defence</w:t>
-                  </w:r>
-                </w:p>
-              </w:tc>
-              <w:tc>
-                <w:tcPr>
-                  <w:tcW w:type="dxa" w:w="3060"/>
-                </w:tcPr>
-                <w:p>
-                  <w:pPr>
-                    <w:spacing w:after="100"/>
-                  </w:pPr>
-                  <w:r>
-                    <w:rPr>
-                      <w:rFonts w:ascii="Calibri" w:hAnsi="Calibri"/>
-                      <w:sz w:val="20"/>
-                    </w:rPr>
-                    <w:t>25–27</w:t>
-                  </w:r>
-                </w:p>
-              </w:tc>
-              <w:tc>
-                <w:tcPr>
-                  <w:tcW w:type="dxa" w:w="3060"/>
-                </w:tcPr>
-                <w:p>
-                  <w:pPr>
-                    <w:spacing w:after="100"/>
-                  </w:pPr>
-                  <w:r>
-                    <w:rPr>
-                      <w:rFonts w:ascii="Calibri" w:hAnsi="Calibri"/>
-                      <w:sz w:val="20"/>
-                    </w:rPr>
-                    <w:t>T15</w:t>
-                  </w:r>
-                </w:p>
-              </w:tc>
-              <w:tc>
-                <w:tcPr>
-                  <w:tcW w:type="dxa" w:w="3060"/>
-                </w:tcPr>
-                <w:p>
-                  <w:pPr>
-                    <w:spacing w:after="100"/>
-                  </w:pPr>
-                  <w:r>
-                    <w:rPr>
-                      <w:rFonts w:ascii="Calibri" w:hAnsi="Calibri"/>
-                      <w:sz w:val="20"/>
-                    </w:rPr>
-                    <w:t>28</w:t>
-                  </w:r>
-                </w:p>
-              </w:tc>
-              <w:tc>
-                <w:tcPr>
-                  <w:tcW w:type="dxa" w:w="3060"/>
-                </w:tcPr>
-                <w:p>
-                  <w:pPr>
-                    <w:spacing w:after="100"/>
-                  </w:pPr>
-                  <w:r>
-                    <w:rPr>
-                      <w:rFonts w:ascii="Calibri" w:hAnsi="Calibri"/>
-                      <w:sz w:val="20"/>
-                    </w:rPr>
-                    <w:t>Presentation and oral examination</w:t>
-                  </w:r>
-                </w:p>
-              </w:tc>
-            </w:tr>
-          </w:tbl>
-          <w:p>
-            <w:pPr>
-              <w:spacing w:after="100"/>
-            </w:pPr>
-          </w:p>
-          <w:p>
-            <w:pPr>
-              <w:spacing w:after="100"/>
-            </w:pPr>
-            <w:r>
-              <w:rPr>
-                <w:rFonts w:ascii="Calibri" w:hAnsi="Calibri"/>
-                <w:sz w:val="20"/>
-              </w:rPr>
-              <w:t>Planning allowance: 400 hours to final submission, plus 28 hours reserved for viva. Dependencies within the same week mean that the predecessor milestone is completed before the dependent work starts. Week 5 is an assumed start; align dates with the actual course calendar.</w:t>
+              <w:keepLines/>
+              <w:spacing w:after="60" w:line="240" w:lineRule="auto"/>
+            </w:pPr>
+            <w:r>
+              <w:rPr>
+                <w:rFonts w:ascii="Calibri" w:hAnsi="Calibri"/>
+                <w:sz w:val="20"/>
+              </w:rPr>
+              <w:t>Milestones: M1 Proposal (W7); M2 corpus/baseline (W11); M3 integration (W15); M4 frozen benchmark/configuration (W16); MS compulsory Symposium (W18); M5 evaluation (W19); M6 report draft (W22); M7 submission (W24). W7/W24 deadlines: Thursday, 14:00 UK time.</w:t>
+            </w:r>
+          </w:p>
+          <w:p>
+            <w:pPr>
+              <w:keepLines/>
+              <w:spacing w:after="60" w:line="240" w:lineRule="auto"/>
+            </w:pPr>
+            <w:r>
+              <w:rPr>
+                <w:rFonts w:ascii="Calibri" w:hAnsi="Calibri"/>
+                <w:sz w:val="20"/>
+              </w:rPr>
+              <w:t>Critical sequence: T03 → T06 → T07 → T11 → T12 → T13 → T15; integration also gates T11. Predecessors show dependencies. T16 covers weekly journals, ten Review Documents and supervision; T18 includes Symposium feedback. Reassess risks and remaining effort at each meeting. Weeks 23–24 provide revision/contingency time; resolve data and API risks earlier (R1/R4/R6). Attendance and approvals remain unconfirmed until they occur.</w:t>
             </w:r>
           </w:p>
         </w:tc>
@@ -3047,7 +1438,9 @@
           </w:tcPr>
           <w:p>
             <w:pPr>
-              <w:spacing w:after="100"/>
+              <w:keepNext w:val="0"/>
+              <w:keepLines/>
+              <w:spacing w:after="0" w:line="20" w:lineRule="exact"/>
             </w:pPr>
           </w:p>
           <w:tbl>
@@ -3065,6 +1458,8 @@
             <w:tr>
               <w:trPr>
                 <w:trHeight w:hRule="auto"/>
+                <w:cantSplit/>
+                <w:tblHeader/>
               </w:trPr>
               <w:tc>
                 <w:tcPr>
@@ -3072,7 +1467,8 @@
                 </w:tcPr>
                 <w:p>
                   <w:pPr>
-                    <w:spacing w:after="100"/>
+                    <w:keepLines/>
+                    <w:spacing w:after="60" w:line="240" w:lineRule="auto"/>
                   </w:pPr>
                   <w:r>
                     <w:rPr>
@@ -3090,7 +1486,8 @@
                 </w:tcPr>
                 <w:p>
                   <w:pPr>
-                    <w:spacing w:after="100"/>
+                    <w:keepLines/>
+                    <w:spacing w:after="60" w:line="240" w:lineRule="auto"/>
                   </w:pPr>
                   <w:r>
                     <w:rPr>
@@ -3108,7 +1505,8 @@
                 </w:tcPr>
                 <w:p>
                   <w:pPr>
-                    <w:spacing w:after="100"/>
+                    <w:keepLines/>
+                    <w:spacing w:after="60" w:line="240" w:lineRule="auto"/>
                   </w:pPr>
                   <w:r>
                     <w:rPr>
@@ -3116,7 +1514,7 @@
                       <w:b/>
                       <w:sz w:val="20"/>
                     </w:rPr>
-                    <w:t>Estimated incremental cost / lead time</w:t>
+                    <w:t>Cost / lead time</w:t>
                   </w:r>
                 </w:p>
               </w:tc>
@@ -3126,7 +1524,8 @@
                 </w:tcPr>
                 <w:p>
                   <w:pPr>
-                    <w:spacing w:after="100"/>
+                    <w:keepLines/>
+                    <w:spacing w:after="60" w:line="240" w:lineRule="auto"/>
                   </w:pPr>
                   <w:r>
                     <w:rPr>
@@ -3134,7 +1533,7 @@
                       <w:b/>
                       <w:sz w:val="20"/>
                     </w:rPr>
-                    <w:t>Limitation or alternative</w:t>
+                    <w:t>Limitation and alternative</w:t>
                   </w:r>
                 </w:p>
               </w:tc>
@@ -3142,6 +1541,7 @@
             <w:tr>
               <w:trPr>
                 <w:trHeight w:hRule="auto"/>
+                <w:cantSplit/>
               </w:trPr>
               <w:tc>
                 <w:tcPr>
@@ -3149,7 +1549,8 @@
                 </w:tcPr>
                 <w:p>
                   <w:pPr>
-                    <w:spacing w:after="100"/>
+                    <w:keepLines/>
+                    <w:spacing w:after="60" w:line="240" w:lineRule="auto"/>
                   </w:pPr>
                   <w:r>
                     <w:rPr>
@@ -3166,14 +1567,15 @@
                 </w:tcPr>
                 <w:p>
                   <w:pPr>
-                    <w:spacing w:after="100"/>
-                  </w:pPr>
-                  <w:r>
-                    <w:rPr>
-                      <w:rFonts w:ascii="Calibri" w:hAnsi="Calibri"/>
-                      <w:sz w:val="20"/>
-                    </w:rPr>
-                    <w:t>Use the existing computer for parsing and a small local index; no model training is planned.</w:t>
+                    <w:keepLines/>
+                    <w:spacing w:after="60" w:line="240" w:lineRule="auto"/>
+                  </w:pPr>
+                  <w:r>
+                    <w:rPr>
+                      <w:rFonts w:ascii="Calibri" w:hAnsi="Calibri"/>
+                      <w:sz w:val="20"/>
+                    </w:rPr>
+                    <w:t>CPU parsing and a small local index; existing machine already runs the prototype. No training GPU needed.</w:t>
                   </w:r>
                 </w:p>
               </w:tc>
@@ -3183,14 +1585,15 @@
                 </w:tcPr>
                 <w:p>
                   <w:pPr>
-                    <w:spacing w:after="100"/>
-                  </w:pPr>
-                  <w:r>
-                    <w:rPr>
-                      <w:rFonts w:ascii="Calibri" w:hAnsi="Calibri"/>
-                      <w:sz w:val="20"/>
-                    </w:rPr>
-                    <w:t>£0 new hardware planned; available, capacity still to be measured.</w:t>
+                    <w:keepLines/>
+                    <w:spacing w:after="60" w:line="240" w:lineRule="auto"/>
+                  </w:pPr>
+                  <w:r>
+                    <w:rPr>
+                      <w:rFonts w:ascii="Calibri" w:hAnsi="Calibri"/>
+                      <w:sz w:val="20"/>
+                    </w:rPr>
+                    <w:t>£0 new hardware planned; available.</w:t>
                   </w:r>
                 </w:p>
               </w:tc>
@@ -3200,14 +1603,15 @@
                 </w:tcPr>
                 <w:p>
                   <w:pPr>
-                    <w:spacing w:after="100"/>
-                  </w:pPr>
-                  <w:r>
-                    <w:rPr>
-                      <w:rFonts w:ascii="Calibri" w:hAnsi="Calibri"/>
-                      <w:sz w:val="20"/>
-                    </w:rPr>
-                    <w:t>A larger corpus could exceed memory; start with the curated subset.</w:t>
+                    <w:keepLines/>
+                    <w:spacing w:after="60" w:line="240" w:lineRule="auto"/>
+                  </w:pPr>
+                  <w:r>
+                    <w:rPr>
+                      <w:rFonts w:ascii="Calibri" w:hAnsi="Calibri"/>
+                      <w:sz w:val="20"/>
+                    </w:rPr>
+                    <w:t>Measure memory and disk use on the selected corpus; reduce batch size if necessary.</w:t>
                   </w:r>
                 </w:p>
               </w:tc>
@@ -3215,6 +1619,7 @@
             <w:tr>
               <w:trPr>
                 <w:trHeight w:hRule="auto"/>
+                <w:cantSplit/>
               </w:trPr>
               <w:tc>
                 <w:tcPr>
@@ -3222,14 +1627,15 @@
                 </w:tcPr>
                 <w:p>
                   <w:pPr>
-                    <w:spacing w:after="100"/>
-                  </w:pPr>
-                  <w:r>
-                    <w:rPr>
-                      <w:rFonts w:ascii="Calibri" w:hAnsi="Calibri"/>
-                      <w:sz w:val="20"/>
-                    </w:rPr>
-                    <w:t>Python environment and libraries</w:t>
+                    <w:keepLines/>
+                    <w:spacing w:after="60" w:line="240" w:lineRule="auto"/>
+                  </w:pPr>
+                  <w:r>
+                    <w:rPr>
+                      <w:rFonts w:ascii="Calibri" w:hAnsi="Calibri"/>
+                      <w:sz w:val="20"/>
+                    </w:rPr>
+                    <w:t>Python, PyMuPDF, python-docx, NumPy, SQLite and Streamlit</w:t>
                   </w:r>
                 </w:p>
               </w:tc>
@@ -3239,14 +1645,15 @@
                 </w:tcPr>
                 <w:p>
                   <w:pPr>
-                    <w:spacing w:after="100"/>
-                  </w:pPr>
-                  <w:r>
-                    <w:rPr>
-                      <w:rFonts w:ascii="Calibri" w:hAnsi="Calibri"/>
-                      <w:sz w:val="20"/>
-                    </w:rPr>
-                    <w:t>Reuse the supplied implementation and isolate dependencies; retain attribution and check licences before distribution.</w:t>
+                    <w:keepLines/>
+                    <w:spacing w:after="60" w:line="240" w:lineRule="auto"/>
+                  </w:pPr>
+                  <w:r>
+                    <w:rPr>
+                      <w:rFonts w:ascii="Calibri" w:hAnsi="Calibri"/>
+                      <w:sz w:val="20"/>
+                    </w:rPr>
+                    <w:t>Inspectable parsing, scoring and persistence; a local interface and evaluator share the pipeline.</w:t>
                   </w:r>
                 </w:p>
               </w:tc>
@@ -3256,14 +1663,15 @@
                 </w:tcPr>
                 <w:p>
                   <w:pPr>
-                    <w:spacing w:after="100"/>
-                  </w:pPr>
-                  <w:r>
-                    <w:rPr>
-                      <w:rFonts w:ascii="Calibri" w:hAnsi="Calibri"/>
-                      <w:sz w:val="20"/>
-                    </w:rPr>
-                    <w:t>£0 software purchase planned; allow one working day for setup.</w:t>
+                    <w:keepLines/>
+                    <w:spacing w:after="60" w:line="240" w:lineRule="auto"/>
+                  </w:pPr>
+                  <w:r>
+                    <w:rPr>
+                      <w:rFonts w:ascii="Calibri" w:hAnsi="Calibri"/>
+                      <w:sz w:val="20"/>
+                    </w:rPr>
+                    <w:t>£0 software purchase planned; environment working.</w:t>
                   </w:r>
                 </w:p>
               </w:tc>
@@ -3273,14 +1681,15 @@
                 </w:tcPr>
                 <w:p>
                   <w:pPr>
-                    <w:spacing w:after="100"/>
-                  </w:pPr>
-                  <w:r>
-                    <w:rPr>
-                      <w:rFonts w:ascii="Calibri" w:hAnsi="Calibri"/>
-                      <w:sz w:val="20"/>
-                    </w:rPr>
-                    <w:t>Dependency compatibility and extraction quality require tests.</w:t>
+                    <w:keepLines/>
+                    <w:spacing w:after="60" w:line="240" w:lineRule="auto"/>
+                  </w:pPr>
+                  <w:r>
+                    <w:rPr>
+                      <w:rFonts w:ascii="Calibri" w:hAnsi="Calibri"/>
+                      <w:sz w:val="20"/>
+                    </w:rPr>
+                    <w:t>Complex layouts need manual checks. Review library licences before distribution. A larger vector database is unnecessary for this small corpus.</w:t>
                   </w:r>
                 </w:p>
               </w:tc>
@@ -3288,6 +1697,7 @@
             <w:tr>
               <w:trPr>
                 <w:trHeight w:hRule="auto"/>
+                <w:cantSplit/>
               </w:trPr>
               <w:tc>
                 <w:tcPr>
@@ -3295,14 +1705,15 @@
                 </w:tcPr>
                 <w:p>
                   <w:pPr>
-                    <w:spacing w:after="100"/>
-                  </w:pPr>
-                  <w:r>
-                    <w:rPr>
-                      <w:rFonts w:ascii="Calibri" w:hAnsi="Calibri"/>
-                      <w:sz w:val="20"/>
-                    </w:rPr>
-                    <w:t>Online embedding and chat APIs</w:t>
+                    <w:keepLines/>
+                    <w:spacing w:after="60" w:line="240" w:lineRule="auto"/>
+                  </w:pPr>
+                  <w:r>
+                    <w:rPr>
+                      <w:rFonts w:ascii="Calibri" w:hAnsi="Calibri"/>
+                      <w:sz w:val="20"/>
+                    </w:rPr>
+                    <w:t>DeepSeek chat and a separate embedding API</w:t>
                   </w:r>
                 </w:p>
               </w:tc>
@@ -3312,14 +1723,15 @@
                 </w:tcPr>
                 <w:p>
                   <w:pPr>
-                    <w:spacing w:after="100"/>
-                  </w:pPr>
-                  <w:r>
-                    <w:rPr>
-                      <w:rFonts w:ascii="Calibri" w:hAnsi="Calibri"/>
-                      <w:sz w:val="20"/>
-                    </w:rPr>
-                    <w:t>Avoid local model deployment; select compatible services after availability and permitted-use checks.</w:t>
+                    <w:keepLines/>
+                    <w:spacing w:after="60" w:line="240" w:lineRule="auto"/>
+                  </w:pPr>
+                  <w:r>
+                    <w:rPr>
+                      <w:rFonts w:ascii="Calibri" w:hAnsi="Calibri"/>
+                      <w:sz w:val="20"/>
+                    </w:rPr>
+                    <w:t>Reuse verified chat access; online vectors avoid local model deployment.</w:t>
                   </w:r>
                 </w:p>
               </w:tc>
@@ -3329,14 +1741,15 @@
                 </w:tcPr>
                 <w:p>
                   <w:pPr>
-                    <w:spacing w:after="100"/>
-                  </w:pPr>
-                  <w:r>
-                    <w:rPr>
-                      <w:rFonts w:ascii="Calibri" w:hAnsi="Calibri"/>
-                      <w:sz w:val="20"/>
-                    </w:rPr>
-                    <w:t>Proposed total spending ceiling £50, not a supplier quote or approved purchase; allow up to one week for account/access checks.</w:t>
+                    <w:keepLines/>
+                    <w:spacing w:after="60" w:line="240" w:lineRule="auto"/>
+                  </w:pPr>
+                  <w:r>
+                    <w:rPr>
+                      <w:rFonts w:ascii="Calibri" w:hAnsi="Calibri"/>
+                      <w:sz w:val="20"/>
+                    </w:rPr>
+                    <w:t>Proposed combined ceiling £50; chat access verified, allow one week to verify embedding access.</w:t>
                   </w:r>
                 </w:p>
               </w:tc>
@@ -3346,14 +1759,15 @@
                 </w:tcPr>
                 <w:p>
                   <w:pPr>
-                    <w:spacing w:after="100"/>
-                  </w:pPr>
-                  <w:r>
-                    <w:rPr>
-                      <w:rFonts w:ascii="Calibri" w:hAnsi="Calibri"/>
-                      <w:sz w:val="20"/>
-                    </w:rPr>
-                    <w:t>Provider and prices are not fixed. Estimate calls and token costs before use; cache embeddings and run small pilots.</w:t>
+                    <w:keepLines/>
+                    <w:spacing w:after="60" w:line="240" w:lineRule="auto"/>
+                  </w:pPr>
+                  <w:r>
+                    <w:rPr>
+                      <w:rFonts w:ascii="Calibri" w:hAnsi="Calibri"/>
+                      <w:sz w:val="20"/>
+                    </w:rPr>
+                    <w:t>Chat access does not provide a configured embedding service. Record model identifiers, cost units and availability before full runs. No guaranteed price or service continuity.</w:t>
                   </w:r>
                 </w:p>
               </w:tc>
@@ -3361,6 +1775,7 @@
             <w:tr>
               <w:trPr>
                 <w:trHeight w:hRule="auto"/>
+                <w:cantSplit/>
               </w:trPr>
               <w:tc>
                 <w:tcPr>
@@ -3368,14 +1783,15 @@
                 </w:tcPr>
                 <w:p>
                   <w:pPr>
-                    <w:spacing w:after="100"/>
-                  </w:pPr>
-                  <w:r>
-                    <w:rPr>
-                      <w:rFonts w:ascii="Calibri" w:hAnsi="Calibri"/>
-                      <w:sz w:val="20"/>
-                    </w:rPr>
-                    <w:t>Local standards collection</w:t>
+                    <w:keepLines/>
+                    <w:spacing w:after="60" w:line="240" w:lineRule="auto"/>
+                  </w:pPr>
+                  <w:r>
+                    <w:rPr>
+                      <w:rFonts w:ascii="Calibri" w:hAnsi="Calibri"/>
+                      <w:sz w:val="20"/>
+                    </w:rPr>
+                    <w:t>Standards and literature</w:t>
                   </w:r>
                 </w:p>
               </w:tc>
@@ -3385,14 +1801,15 @@
                 </w:tcPr>
                 <w:p>
                   <w:pPr>
-                    <w:spacing w:after="100"/>
-                  </w:pPr>
-                  <w:r>
-                    <w:rPr>
-                      <w:rFonts w:ascii="Calibri" w:hAnsi="Calibri"/>
-                      <w:sz w:val="20"/>
-                    </w:rPr>
-                    <w:t>Select 20–30 usable documents, record versions and permissions, then manually check answer evidence.</w:t>
+                    <w:keepLines/>
+                    <w:spacing w:after="60" w:line="240" w:lineRule="auto"/>
+                  </w:pPr>
+                  <w:r>
+                    <w:rPr>
+                      <w:rFonts w:ascii="Calibri" w:hAnsi="Calibri"/>
+                      <w:sz w:val="20"/>
+                    </w:rPr>
+                    <w:t>Select 20–30 usable documents from local candidates; use six initial papers to justify design and assessment.</w:t>
                   </w:r>
                 </w:p>
               </w:tc>
@@ -3402,14 +1819,15 @@
                 </w:tcPr>
                 <w:p>
                   <w:pPr>
-                    <w:spacing w:after="100"/>
-                  </w:pPr>
-                  <w:r>
-                    <w:rPr>
-                      <w:rFonts w:ascii="Calibri" w:hAnsi="Calibri"/>
-                      <w:sz w:val="20"/>
-                    </w:rPr>
-                    <w:t>No new acquisition cost assumed; allocate two weeks for selection and permission checks.</w:t>
+                    <w:keepLines/>
+                    <w:spacing w:after="60" w:line="240" w:lineRule="auto"/>
+                  </w:pPr>
+                  <w:r>
+                    <w:rPr>
+                      <w:rFonts w:ascii="Calibri" w:hAnsi="Calibri"/>
+                      <w:sz w:val="20"/>
+                    </w:rPr>
+                    <w:t>No new acquisition cost assumed; selection/permissions in Weeks 8–11.</w:t>
                   </w:r>
                 </w:p>
               </w:tc>
@@ -3419,14 +1837,15 @@
                 </w:tcPr>
                 <w:p>
                   <w:pPr>
-                    <w:spacing w:after="100"/>
-                  </w:pPr>
-                  <w:r>
-                    <w:rPr>
-                      <w:rFonts w:ascii="Calibri" w:hAnsi="Calibri"/>
-                      <w:sz w:val="20"/>
-                    </w:rPr>
-                    <w:t>Possession does not establish permission to upload or redistribute; use an authorised substitute if necessary.</w:t>
+                    <w:keepLines/>
+                    <w:spacing w:after="60" w:line="240" w:lineRule="auto"/>
+                  </w:pPr>
+                  <w:r>
+                    <w:rPr>
+                      <w:rFonts w:ascii="Calibri" w:hAnsi="Calibri"/>
+                      <w:sz w:val="20"/>
+                    </w:rPr>
+                    <w:t>Replace unusable or unauthorised files. Reserve T07's 28 hours for drafting and checking questions.</w:t>
                   </w:r>
                 </w:p>
               </w:tc>
@@ -3434,6 +1853,7 @@
             <w:tr>
               <w:trPr>
                 <w:trHeight w:hRule="auto"/>
+                <w:cantSplit/>
               </w:trPr>
               <w:tc>
                 <w:tcPr>
@@ -3441,14 +1861,15 @@
                 </w:tcPr>
                 <w:p>
                   <w:pPr>
-                    <w:spacing w:after="100"/>
-                  </w:pPr>
-                  <w:r>
-                    <w:rPr>
-                      <w:rFonts w:ascii="Calibri" w:hAnsi="Calibri"/>
-                      <w:sz w:val="20"/>
-                    </w:rPr>
-                    <w:t>Versioning and backup</w:t>
+                    <w:keepLines/>
+                    <w:spacing w:after="60" w:line="240" w:lineRule="auto"/>
+                  </w:pPr>
+                  <w:r>
+                    <w:rPr>
+                      <w:rFonts w:ascii="Calibri" w:hAnsi="Calibri"/>
+                      <w:sz w:val="20"/>
+                    </w:rPr>
+                    <w:t>Git and separate backup</w:t>
                   </w:r>
                 </w:p>
               </w:tc>
@@ -3458,14 +1879,15 @@
                 </w:tcPr>
                 <w:p>
                   <w:pPr>
-                    <w:spacing w:after="100"/>
-                  </w:pPr>
-                  <w:r>
-                    <w:rPr>
-                      <w:rFonts w:ascii="Calibri" w:hAnsi="Calibri"/>
-                      <w:sz w:val="20"/>
-                    </w:rPr>
-                    <w:t>Keep code/configuration history and an approved separate backup of working documents.</w:t>
+                    <w:keepLines/>
+                    <w:spacing w:after="60" w:line="240" w:lineRule="auto"/>
+                  </w:pPr>
+                  <w:r>
+                    <w:rPr>
+                      <w:rFonts w:ascii="Calibri" w:hAnsi="Calibri"/>
+                      <w:sz w:val="20"/>
+                    </w:rPr>
+                    <w:t>Track code, labels and report changes; keep an independent approved backup.</w:t>
                   </w:r>
                 </w:p>
               </w:tc>
@@ -3475,14 +1897,15 @@
                 </w:tcPr>
                 <w:p>
                   <w:pPr>
-                    <w:spacing w:after="100"/>
-                  </w:pPr>
-                  <w:r>
-                    <w:rPr>
-                      <w:rFonts w:ascii="Calibri" w:hAnsi="Calibri"/>
-                      <w:sz w:val="20"/>
-                    </w:rPr>
-                    <w:t>£0 if existing storage suffices; set up during Week 5.</w:t>
+                    <w:keepLines/>
+                    <w:spacing w:after="60" w:line="240" w:lineRule="auto"/>
+                  </w:pPr>
+                  <w:r>
+                    <w:rPr>
+                      <w:rFonts w:ascii="Calibri" w:hAnsi="Calibri"/>
+                      <w:sz w:val="20"/>
+                    </w:rPr>
+                    <w:t>£0 if existing storage suffices; Git already initialised.</w:t>
                   </w:r>
                 </w:p>
               </w:tc>
@@ -3492,14 +1915,15 @@
                 </w:tcPr>
                 <w:p>
                   <w:pPr>
-                    <w:spacing w:after="100"/>
-                  </w:pPr>
-                  <w:r>
-                    <w:rPr>
-                      <w:rFonts w:ascii="Calibri" w:hAnsi="Calibri"/>
-                      <w:sz w:val="20"/>
-                    </w:rPr>
-                    <w:t>Do not place restricted source documents or credentials in a public repository.</w:t>
+                    <w:keepLines/>
+                    <w:spacing w:after="60" w:line="240" w:lineRule="auto"/>
+                  </w:pPr>
+                  <w:r>
+                    <w:rPr>
+                      <w:rFonts w:ascii="Calibri" w:hAnsi="Calibri"/>
+                      <w:sz w:val="20"/>
+                    </w:rPr>
+                    <w:t>Local Git alone is not a backup. Keep keys and restricted source documents out of published history.</w:t>
                   </w:r>
                 </w:p>
               </w:tc>
@@ -3507,31 +1931,34 @@
           </w:tbl>
           <w:p>
             <w:pPr>
-              <w:spacing w:after="100"/>
-            </w:pPr>
-          </w:p>
-          <w:p>
-            <w:pPr>
-              <w:spacing w:after="100"/>
-            </w:pPr>
-            <w:r>
-              <w:rPr>
-                <w:rFonts w:ascii="Calibri" w:hAnsi="Calibri"/>
-                <w:sz w:val="20"/>
-              </w:rPr>
-              <w:t>Budget assumption: the £50 API ceiling is a draft planning allowance requiring student/supervisor agreement before expenditure. No purchase or API call has been made as part of this preparation.</w:t>
-            </w:r>
-          </w:p>
-          <w:p>
-            <w:pPr>
-              <w:spacing w:after="100"/>
-            </w:pPr>
-            <w:r>
-              <w:rPr>
-                <w:rFonts w:ascii="Calibri" w:hAnsi="Calibri"/>
-                <w:sz w:val="20"/>
-              </w:rPr>
-              <w:t>Workshop/access answers, based on the current software-only scope: allocated laboratory bench — No; Mechanical Workshop — No; Electronics Workshop — No; special IT support — No currently anticipated, revisit if network or service access fails; special electronic components — No.</w:t>
+              <w:keepLines/>
+              <w:spacing w:after="0" w:line="20" w:lineRule="exact"/>
+            </w:pPr>
+          </w:p>
+          <w:p>
+            <w:pPr>
+              <w:keepLines/>
+              <w:spacing w:after="60" w:line="240" w:lineRule="auto"/>
+            </w:pPr>
+            <w:r>
+              <w:rPr>
+                <w:rFonts w:ascii="Calibri" w:hAnsi="Calibri"/>
+                <w:sz w:val="20"/>
+              </w:rPr>
+              <w:t>Budget basis: at most 500 generation requests for one pass over all 100 questions and five configurations, plus a provisional 100-call development/recovery allowance; the fixed test comparison itself is 80 × 5 = 400 runs. Embedding cost includes one corpus build and applicable query vectors, with caching. Estimate tokens using a permitted pilot and actual provider usage, not Chinese character counts. Allocate provisionally £35 to generation, £10 to embeddings and £5 contingency; this is a planning cap, not a quotation, funding approval or observed cost. Small live chat checks have already occurred; cumulative expenditure must be taken from the account ledger. Reassess the plan at 80% of the cap, retaining the fixed test set and all five comparisons before optional repeat runs. Confirm institutional funding arrangements separately; reimbursement is not assumed.</w:t>
+            </w:r>
+          </w:p>
+          <w:p>
+            <w:pPr>
+              <w:keepLines/>
+              <w:spacing w:after="60" w:line="240" w:lineRule="auto"/>
+            </w:pPr>
+            <w:r>
+              <w:rPr>
+                <w:rFonts w:ascii="Calibri" w:hAnsi="Calibri"/>
+                <w:sz w:val="20"/>
+              </w:rPr>
+              <w:t>Workshop/access: allocated laboratory bench — No; Mechanical Workshop — No; Electronics Workshop — No; special IT support — No currently anticipated; purchase of special electronic components — No. This is desktop software work. If hardware scope changes, consult the School's purchasing/manufacturing process before ordering and account for its lead times.</w:t>
             </w:r>
           </w:p>
         </w:tc>
@@ -3584,6 +2011,7 @@
     </w:p>
     <w:p>
       <w:pPr>
+        <w:spacing w:before="0" w:after="0" w:line="40" w:lineRule="exact"/>
         <w:rPr>
           <w:rFonts w:ascii="Arial" w:eastAsia="Arial" w:hAnsi="Arial" w:cs="Arial"/>
           <w:sz w:val="8"/>
@@ -3615,7 +2043,7 @@
     </w:p>
     <w:p>
       <w:pPr>
-        <w:spacing w:line="259" w:lineRule="auto"/>
+        <w:spacing w:line="40" w:lineRule="exact" w:before="0" w:after="0"/>
         <w:rPr>
           <w:rFonts w:ascii="Arial" w:eastAsia="Arial" w:hAnsi="Arial" w:cs="Arial"/>
           <w:i/>
@@ -3625,6 +2053,7 @@
     </w:p>
     <w:p>
       <w:pPr>
+        <w:keepNext/>
         <w:spacing w:line="259" w:lineRule="auto"/>
         <w:rPr>
           <w:rFonts w:ascii="Arial" w:eastAsia="Arial" w:hAnsi="Arial" w:cs="Arial"/>
@@ -3676,43 +2105,48 @@
           </w:tcPr>
           <w:p>
             <w:pPr>
-              <w:spacing w:after="100"/>
-            </w:pPr>
-          </w:p>
-          <w:p>
-            <w:pPr>
-              <w:spacing w:after="100"/>
-            </w:pPr>
-            <w:r>
-              <w:rPr>
-                <w:rFonts w:ascii="Calibri" w:hAnsi="Calibri"/>
-                <w:sz w:val="20"/>
-              </w:rPr>
-              <w:t>Intended benefit: help users find and inspect relevant evidence efficiently. Incorrect numerical requirements, omitted conditions or wrong editions could mislead users. Answers will therefore display their source and edition, identify insufficient evidence, and be presented as consultation support rather than engineering approval. Evaluation will assess factual correctness and source support; no reduction in real engineering incidents is claimed.</w:t>
-            </w:r>
-          </w:p>
-          <w:p>
-            <w:pPr>
-              <w:spacing w:after="100"/>
-            </w:pPr>
-            <w:r>
-              <w:rPr>
-                <w:rFonts w:ascii="Calibri" w:hAnsi="Calibri"/>
-                <w:sz w:val="20"/>
-              </w:rPr>
-              <w:t>Inclusion and accessibility: use readable Chinese text, clear labels, selectable source passages, keyboard-accessible controls and status messages that do not rely on colour alone. Evaluate both standard terminology and paraphrased questions. English-language retrieval and universal accessibility are outside the first evaluation and will be stated as limitations.</w:t>
-            </w:r>
-          </w:p>
-          <w:p>
-            <w:pPr>
-              <w:spacing w:after="100"/>
-            </w:pPr>
-            <w:r>
-              <w:rPr>
-                <w:rFonts w:ascii="Calibri" w:hAnsi="Calibri"/>
-                <w:sz w:val="20"/>
-              </w:rPr>
-              <w:t>Environment: reuse existing hardware, avoid model training, cache unchanged embeddings and bound document size and repeated API runs. Record request/token counts where available as resource-use indicators; do not claim measured carbon savings without a defensible method.</w:t>
+              <w:keepNext w:val="0"/>
+              <w:keepLines/>
+              <w:spacing w:after="0" w:line="20" w:lineRule="exact"/>
+            </w:pPr>
+          </w:p>
+          <w:p>
+            <w:pPr>
+              <w:keepLines/>
+              <w:spacing w:after="60" w:line="240" w:lineRule="auto"/>
+            </w:pPr>
+            <w:r>
+              <w:rPr>
+                <w:rFonts w:ascii="Calibri" w:hAnsi="Calibri"/>
+                <w:sz w:val="20"/>
+              </w:rPr>
+              <w:t>User benefit is easier access to inspectable clauses. Wrong editions, numerical errors and omitted conditions could mislead users; the interface will show evidence and version labels and distinguish insufficient evidence from a supported answer. It will not certify compliance. No measured productivity or safety benefit is claimed.</w:t>
+            </w:r>
+          </w:p>
+          <w:p>
+            <w:pPr>
+              <w:keepLines/>
+              <w:spacing w:after="60" w:line="240" w:lineRule="auto"/>
+            </w:pPr>
+            <w:r>
+              <w:rPr>
+                <w:rFonts w:ascii="Calibri" w:hAnsi="Calibri"/>
+                <w:sz w:val="20"/>
+              </w:rPr>
+              <w:t>Inclusion: provide readable Chinese text, labelled keyboard-operable controls, selectable evidence and status messages independent of colour. Test specialist terms and ordinary-language paraphrases. This first study does not establish English-language coverage or universal accessibility.</w:t>
+            </w:r>
+          </w:p>
+          <w:p>
+            <w:pPr>
+              <w:keepLines/>
+              <w:spacing w:after="60" w:line="240" w:lineRule="auto"/>
+            </w:pPr>
+            <w:r>
+              <w:rPr>
+                <w:rFonts w:ascii="Calibri" w:hAnsi="Calibri"/>
+                <w:sz w:val="20"/>
+              </w:rPr>
+              <w:t>Sustainability: reuse hardware, avoid model training, cache unchanged vectors and limit unnecessary API reruns. Log available request/token counts as resource-use indicators; do not equate them with measured carbon emissions. Preserve configuration and documentation so the prototype can be maintained without rebuilding unchanged data.</w:t>
             </w:r>
           </w:p>
         </w:tc>
@@ -3720,7 +2154,7 @@
     </w:tbl>
     <w:p>
       <w:pPr>
-        <w:spacing w:line="259" w:lineRule="auto"/>
+        <w:spacing w:line="40" w:lineRule="exact" w:before="0" w:after="0"/>
         <w:rPr>
           <w:rFonts w:ascii="Arial" w:eastAsia="Arial" w:hAnsi="Arial" w:cs="Arial"/>
           <w:i/>
@@ -3730,6 +2164,7 @@
     </w:p>
     <w:p>
       <w:pPr>
+        <w:keepNext/>
         <w:rPr>
           <w:rFonts w:ascii="Arial" w:eastAsia="Arial" w:hAnsi="Arial" w:cs="Arial"/>
           <w:b/>
@@ -3763,6 +2198,7 @@
     </w:p>
     <w:p>
       <w:pPr>
+        <w:spacing w:before="0" w:after="0" w:line="40" w:lineRule="exact"/>
         <w:rPr>
           <w:rFonts w:ascii="Arial" w:eastAsia="Arial" w:hAnsi="Arial" w:cs="Arial"/>
           <w:sz w:val="8"/>
@@ -3836,63 +2272,74 @@
           </w:tcPr>
           <w:p>
             <w:pPr>
-              <w:spacing w:after="100"/>
-            </w:pPr>
-          </w:p>
-          <w:p>
-            <w:pPr>
-              <w:spacing w:after="100"/>
-            </w:pPr>
-            <w:r>
-              <w:rPr>
-                <w:rFonts w:ascii="Calibri" w:hAnsi="Calibri"/>
-                <w:sz w:val="20"/>
-              </w:rPr>
-              <w:t>The planned evaluation uses technical documents and researcher-prepared questions. No participant recruitment, personal-data collection or user study is currently planned. Check document confidentiality, copyright, permitted cloud processing and provider retention conditions before external calls. Do not upload engineering drawings in this phase. Preserve acknowledgement of the supplied reference code and cited literature; maintain a truthful account of original work and assistance.</w:t>
-            </w:r>
-          </w:p>
-          <w:p>
-            <w:pPr>
-              <w:spacing w:after="100"/>
-            </w:pPr>
-            <w:r>
-              <w:rPr>
-                <w:rFonts w:ascii="Calibri" w:hAnsi="Calibri"/>
-                <w:sz w:val="20"/>
-              </w:rPr>
-              <w:t>Ethics declaration: [STUDENT AND SUPERVISOR TO CONFIRM THE APPLICABLE OPTION]. Neither official checkbox is selected in this draft. If the scope changes to involve participants or personal data, discuss the required review before that work begins.</w:t>
-            </w:r>
-          </w:p>
-          <w:p>
-            <w:pPr>
-              <w:spacing w:after="100"/>
-            </w:pPr>
-            <w:r>
-              <w:rPr>
-                <w:rFonts w:ascii="Calibri" w:hAnsi="Calibri"/>
-                <w:sz w:val="20"/>
-              </w:rPr>
-              <w:t>☐ No review required — student/supervisor to confirm.</w:t>
-            </w:r>
-          </w:p>
-          <w:p>
-            <w:pPr>
-              <w:spacing w:after="100"/>
-            </w:pPr>
-            <w:r>
-              <w:rPr>
-                <w:rFonts w:ascii="Calibri" w:hAnsi="Calibri"/>
-                <w:sz w:val="20"/>
-              </w:rPr>
-              <w:t>☐ Review required — student/supervisor to confirm.</w:t>
+              <w:keepNext w:val="0"/>
+              <w:keepLines/>
+              <w:spacing w:after="0" w:line="20" w:lineRule="exact"/>
+            </w:pPr>
+          </w:p>
+          <w:p>
+            <w:pPr>
+              <w:keepLines/>
+              <w:spacing w:after="60" w:line="240" w:lineRule="auto"/>
+            </w:pPr>
+            <w:r>
+              <w:rPr>
+                <w:rFonts w:ascii="Calibri" w:hAnsi="Calibri"/>
+                <w:sz w:val="20"/>
+              </w:rPr>
+              <w:t>Use technical documents and researcher-prepared questions; no participant recruitment or personal-data study is planned. Record provenance, confidentiality and permission for cloud processing before sending each document. A local permission toggle records a decision but does not establish legal permission. Exclude restricted material and engineering drawings from external processing in this phase. Check service retention conditions for permitted data.</w:t>
+            </w:r>
+          </w:p>
+          <w:p>
+            <w:pPr>
+              <w:keepLines/>
+              <w:spacing w:after="60" w:line="240" w:lineRule="auto"/>
+            </w:pPr>
+            <w:r>
+              <w:rPr>
+                <w:rFonts w:ascii="Calibri" w:hAnsi="Calibri"/>
+                <w:sz w:val="20"/>
+              </w:rPr>
+              <w:t>Acknowledge the supplied reference implementation, literature and AI assistance in code and writing; keep development records. Do not present generated annotations, planned improvements or test targets as measured results. The applicable assessment brief governs permitted assistance. Neither ethics checkbox is selected here: the student and supervisor must determine the applicable option. Any later participant study requires review before recruitment.</w:t>
+            </w:r>
+          </w:p>
+          <w:p>
+            <w:pPr>
+              <w:keepLines/>
+              <w:spacing w:after="60" w:line="240" w:lineRule="auto"/>
+            </w:pPr>
+            <w:r>
+              <w:rPr>
+                <w:rFonts w:ascii="Calibri" w:hAnsi="Calibri"/>
+                <w:sz w:val="20"/>
+              </w:rPr>
+              <w:t>☐ My project does not involve human participants, personal data or other ethical issues requiring review.</w:t>
+            </w:r>
+          </w:p>
+          <w:p>
+            <w:pPr>
+              <w:keepLines/>
+              <w:spacing w:after="60" w:line="240" w:lineRule="auto"/>
+            </w:pPr>
+            <w:r>
+              <w:rPr>
+                <w:rFonts w:ascii="Calibri" w:hAnsi="Calibri"/>
+                <w:sz w:val="20"/>
+              </w:rPr>
+              <w:t>☐ My project involves human participants, personal data or other ethical issues. I have discussed this with my supervisor and will obtain ethical approval before starting that work.</w:t>
             </w:r>
           </w:p>
         </w:tc>
       </w:tr>
     </w:tbl>
-    <w:p/>
-    <w:p>
-      <w:pPr>
+    <w:p>
+      <w:pPr>
+        <w:spacing w:before="0" w:after="0" w:line="40" w:lineRule="exact"/>
+      </w:pPr>
+    </w:p>
+    <w:p>
+      <w:pPr>
+        <w:keepNext/>
         <w:spacing w:line="259" w:lineRule="auto"/>
         <w:rPr>
           <w:rFonts w:ascii="Arial" w:eastAsia="Arial" w:hAnsi="Arial" w:cs="Arial"/>
@@ -3944,44 +2391,50 @@
           </w:tcPr>
           <w:p>
             <w:pPr>
-              <w:spacing w:after="100"/>
-            </w:pPr>
-          </w:p>
-          <w:p>
-            <w:pPr>
-              <w:spacing w:after="100"/>
-            </w:pPr>
-            <w:r>
-              <w:rPr>
-                <w:rFonts w:ascii="Calibri" w:hAnsi="Calibri"/>
-                <w:sz w:val="20"/>
-              </w:rPr>
-              <w:t>Likelihood and impact use qualitative Low / Medium / High ratings at proposal stage; these are estimates to be reviewed at supervision meetings.</w:t>
+              <w:keepNext w:val="0"/>
+              <w:keepLines/>
+              <w:spacing w:after="0" w:line="20" w:lineRule="exact"/>
+            </w:pPr>
+          </w:p>
+          <w:p>
+            <w:pPr>
+              <w:keepLines/>
+              <w:spacing w:after="60" w:line="240" w:lineRule="auto"/>
+            </w:pPr>
+            <w:r>
+              <w:rPr>
+                <w:rFonts w:ascii="Calibri" w:hAnsi="Calibri"/>
+                <w:sz w:val="20"/>
+              </w:rPr>
+              <w:t>Likelihood/impact: L = Low, M = Medium, H = High. Initial ratings are planning judgements. The student owns all risks and will review triggers, actions and residual risk at each supervision meeting.</w:t>
             </w:r>
           </w:p>
           <w:tbl>
             <w:tblPr>
               <w:tblStyle w:val="TableGrid"/>
               <w:tblW w:type="auto" w:w="0"/>
+              <w:tblLayout w:type="fixed"/>
               <w:tblLook w:firstColumn="1" w:firstRow="1" w:lastColumn="0" w:lastRow="0" w:noHBand="0" w:noVBand="1" w:val="04A0"/>
             </w:tblPr>
             <w:tblGrid>
-              <w:gridCol w:w="2579"/>
-              <w:gridCol w:w="2579"/>
-              <w:gridCol w:w="2579"/>
-              <w:gridCol w:w="2579"/>
+              <w:gridCol w:w="2376"/>
+              <w:gridCol w:w="792"/>
+              <w:gridCol w:w="7056"/>
             </w:tblGrid>
             <w:tr>
               <w:trPr>
                 <w:trHeight w:hRule="auto"/>
+                <w:cantSplit/>
+                <w:tblHeader/>
               </w:trPr>
               <w:tc>
                 <w:tcPr>
-                  <w:tcW w:type="dxa" w:w="2579"/>
-                </w:tcPr>
-                <w:p>
-                  <w:pPr>
-                    <w:spacing w:after="100"/>
+                  <w:tcW w:type="dxa" w:w="2376"/>
+                </w:tcPr>
+                <w:p>
+                  <w:pPr>
+                    <w:keepLines/>
+                    <w:spacing w:after="60" w:line="240" w:lineRule="auto"/>
                   </w:pPr>
                   <w:r>
                     <w:rPr>
@@ -3989,17 +2442,18 @@
                       <w:b/>
                       <w:sz w:val="20"/>
                     </w:rPr>
-                    <w:t>Risk</w:t>
-                  </w:r>
-                </w:p>
-              </w:tc>
-              <w:tc>
-                <w:tcPr>
-                  <w:tcW w:type="dxa" w:w="2579"/>
-                </w:tcPr>
-                <w:p>
-                  <w:pPr>
-                    <w:spacing w:after="100"/>
+                    <w:t>ID / risk</w:t>
+                  </w:r>
+                </w:p>
+              </w:tc>
+              <w:tc>
+                <w:tcPr>
+                  <w:tcW w:type="dxa" w:w="792"/>
+                </w:tcPr>
+                <w:p>
+                  <w:pPr>
+                    <w:keepLines/>
+                    <w:spacing w:after="60" w:line="240" w:lineRule="auto"/>
                   </w:pPr>
                   <w:r>
                     <w:rPr>
@@ -4007,17 +2461,18 @@
                       <w:b/>
                       <w:sz w:val="20"/>
                     </w:rPr>
-                    <w:t>Likelihood</w:t>
-                  </w:r>
-                </w:p>
-              </w:tc>
-              <w:tc>
-                <w:tcPr>
-                  <w:tcW w:type="dxa" w:w="2579"/>
-                </w:tcPr>
-                <w:p>
-                  <w:pPr>
-                    <w:spacing w:after="100"/>
+                    <w:t>L / I</w:t>
+                  </w:r>
+                </w:p>
+              </w:tc>
+              <w:tc>
+                <w:tcPr>
+                  <w:tcW w:type="dxa" w:w="7056"/>
+                </w:tcPr>
+                <w:p>
+                  <w:pPr>
+                    <w:keepLines/>
+                    <w:spacing w:after="60" w:line="240" w:lineRule="auto"/>
                   </w:pPr>
                   <w:r>
                     <w:rPr>
@@ -4025,25 +2480,7 @@
                       <w:b/>
                       <w:sz w:val="20"/>
                     </w:rPr>
-                    <w:t>Impact</w:t>
-                  </w:r>
-                </w:p>
-              </w:tc>
-              <w:tc>
-                <w:tcPr>
-                  <w:tcW w:type="dxa" w:w="2579"/>
-                </w:tcPr>
-                <w:p>
-                  <w:pPr>
-                    <w:spacing w:after="100"/>
-                  </w:pPr>
-                  <w:r>
-                    <w:rPr>
-                      <w:rFonts w:ascii="Calibri" w:hAnsi="Calibri"/>
-                      <w:b/>
-                      <w:sz w:val="20"/>
-                    </w:rPr>
-                    <w:t>Mitigation and schedule consequence</w:t>
+                    <w:t>Trigger, mitigation and affected tasks</w:t>
                   </w:r>
                 </w:p>
               </w:tc>
@@ -4051,72 +2488,59 @@
             <w:tr>
               <w:trPr>
                 <w:trHeight w:hRule="auto"/>
+                <w:cantSplit/>
               </w:trPr>
               <w:tc>
                 <w:tcPr>
-                  <w:tcW w:type="dxa" w:w="2579"/>
-                </w:tcPr>
-                <w:p>
-                  <w:pPr>
-                    <w:spacing w:after="100"/>
-                  </w:pPr>
-                  <w:r>
-                    <w:rPr>
-                      <w:rFonts w:ascii="Calibri" w:hAnsi="Calibri"/>
-                      <w:sz w:val="20"/>
-                    </w:rPr>
-                    <w:t>Scanned or poorly extracted documents</w:t>
-                  </w:r>
-                </w:p>
-              </w:tc>
-              <w:tc>
-                <w:tcPr>
-                  <w:tcW w:type="dxa" w:w="2579"/>
-                </w:tcPr>
-                <w:p>
-                  <w:pPr>
-                    <w:spacing w:after="100"/>
-                  </w:pPr>
-                  <w:r>
-                    <w:rPr>
-                      <w:rFonts w:ascii="Calibri" w:hAnsi="Calibri"/>
-                      <w:sz w:val="20"/>
-                    </w:rPr>
-                    <w:t>High</w:t>
-                  </w:r>
-                </w:p>
-              </w:tc>
-              <w:tc>
-                <w:tcPr>
-                  <w:tcW w:type="dxa" w:w="2579"/>
-                </w:tcPr>
-                <w:p>
-                  <w:pPr>
-                    <w:spacing w:after="100"/>
-                  </w:pPr>
-                  <w:r>
-                    <w:rPr>
-                      <w:rFonts w:ascii="Calibri" w:hAnsi="Calibri"/>
-                      <w:sz w:val="20"/>
-                    </w:rPr>
-                    <w:t>High</w:t>
-                  </w:r>
-                </w:p>
-              </w:tc>
-              <w:tc>
-                <w:tcPr>
-                  <w:tcW w:type="dxa" w:w="2579"/>
-                </w:tcPr>
-                <w:p>
-                  <w:pPr>
-                    <w:spacing w:after="100"/>
-                  </w:pPr>
-                  <w:r>
-                    <w:rPr>
-                      <w:rFonts w:ascii="Calibri" w:hAnsi="Calibri"/>
-                      <w:sz w:val="20"/>
-                    </w:rPr>
-                    <w:t>Audit candidates before building the corpus; prefer verified text-bearing counterparts; replace unusable files in Weeks 8–10. OCR remains outside the first implementation.</w:t>
+                  <w:tcW w:type="dxa" w:w="2376"/>
+                </w:tcPr>
+                <w:p>
+                  <w:pPr>
+                    <w:keepLines/>
+                    <w:spacing w:after="60" w:line="240" w:lineRule="auto"/>
+                  </w:pPr>
+                  <w:r>
+                    <w:rPr>
+                      <w:rFonts w:ascii="Calibri" w:hAnsi="Calibri"/>
+                      <w:sz w:val="20"/>
+                    </w:rPr>
+                    <w:t>R1 Extraction failure</w:t>
+                  </w:r>
+                </w:p>
+              </w:tc>
+              <w:tc>
+                <w:tcPr>
+                  <w:tcW w:type="dxa" w:w="792"/>
+                </w:tcPr>
+                <w:p>
+                  <w:pPr>
+                    <w:keepLines/>
+                    <w:spacing w:after="60" w:line="240" w:lineRule="auto"/>
+                  </w:pPr>
+                  <w:r>
+                    <w:rPr>
+                      <w:rFonts w:ascii="Calibri" w:hAnsi="Calibri"/>
+                      <w:sz w:val="20"/>
+                    </w:rPr>
+                    <w:t>H / H</w:t>
+                  </w:r>
+                </w:p>
+              </w:tc>
+              <w:tc>
+                <w:tcPr>
+                  <w:tcW w:type="dxa" w:w="7056"/>
+                </w:tcPr>
+                <w:p>
+                  <w:pPr>
+                    <w:keepLines/>
+                    <w:spacing w:after="60" w:line="240" w:lineRule="auto"/>
+                  </w:pPr>
+                  <w:r>
+                    <w:rPr>
+                      <w:rFonts w:ascii="Calibri" w:hAnsi="Calibri"/>
+                      <w:sz w:val="20"/>
+                    </w:rPr>
+                    <w:t>Scans, broken tables or lost units: audit pages, replace unsuitable files and log exclusions; no silent ingestion. T03/T06, before M2.</w:t>
                   </w:r>
                 </w:p>
               </w:tc>
@@ -4124,72 +2548,59 @@
             <w:tr>
               <w:trPr>
                 <w:trHeight w:hRule="auto"/>
+                <w:cantSplit/>
               </w:trPr>
               <w:tc>
                 <w:tcPr>
-                  <w:tcW w:type="dxa" w:w="2579"/>
-                </w:tcPr>
-                <w:p>
-                  <w:pPr>
-                    <w:spacing w:after="100"/>
-                  </w:pPr>
-                  <w:r>
-                    <w:rPr>
-                      <w:rFonts w:ascii="Calibri" w:hAnsi="Calibri"/>
-                      <w:sz w:val="20"/>
-                    </w:rPr>
-                    <w:t>Incorrect edition metadata or duplicate documents</w:t>
-                  </w:r>
-                </w:p>
-              </w:tc>
-              <w:tc>
-                <w:tcPr>
-                  <w:tcW w:type="dxa" w:w="2579"/>
-                </w:tcPr>
-                <w:p>
-                  <w:pPr>
-                    <w:spacing w:after="100"/>
-                  </w:pPr>
-                  <w:r>
-                    <w:rPr>
-                      <w:rFonts w:ascii="Calibri" w:hAnsi="Calibri"/>
-                      <w:sz w:val="20"/>
-                    </w:rPr>
-                    <w:t>High</w:t>
-                  </w:r>
-                </w:p>
-              </w:tc>
-              <w:tc>
-                <w:tcPr>
-                  <w:tcW w:type="dxa" w:w="2579"/>
-                </w:tcPr>
-                <w:p>
-                  <w:pPr>
-                    <w:spacing w:after="100"/>
-                  </w:pPr>
-                  <w:r>
-                    <w:rPr>
-                      <w:rFonts w:ascii="Calibri" w:hAnsi="Calibri"/>
-                      <w:sz w:val="20"/>
-                    </w:rPr>
-                    <w:t>High</w:t>
-                  </w:r>
-                </w:p>
-              </w:tc>
-              <w:tc>
-                <w:tcPr>
-                  <w:tcW w:type="dxa" w:w="2579"/>
-                </w:tcPr>
-                <w:p>
-                  <w:pPr>
-                    <w:spacing w:after="100"/>
-                  </w:pPr>
-                  <w:r>
-                    <w:rPr>
-                      <w:rFonts w:ascii="Calibri" w:hAnsi="Calibri"/>
-                      <w:sz w:val="20"/>
-                    </w:rPr>
-                    <w:t>Verify identifiers against document pages, record hashes and retain explicit edition labels; test missing-edition cases before Week 15.</w:t>
+                  <w:tcW w:type="dxa" w:w="2376"/>
+                </w:tcPr>
+                <w:p>
+                  <w:pPr>
+                    <w:keepLines/>
+                    <w:spacing w:after="60" w:line="240" w:lineRule="auto"/>
+                  </w:pPr>
+                  <w:r>
+                    <w:rPr>
+                      <w:rFonts w:ascii="Calibri" w:hAnsi="Calibri"/>
+                      <w:sz w:val="20"/>
+                    </w:rPr>
+                    <w:t>R2 Wrong edition or duplicates</w:t>
+                  </w:r>
+                </w:p>
+              </w:tc>
+              <w:tc>
+                <w:tcPr>
+                  <w:tcW w:type="dxa" w:w="792"/>
+                </w:tcPr>
+                <w:p>
+                  <w:pPr>
+                    <w:keepLines/>
+                    <w:spacing w:after="60" w:line="240" w:lineRule="auto"/>
+                  </w:pPr>
+                  <w:r>
+                    <w:rPr>
+                      <w:rFonts w:ascii="Calibri" w:hAnsi="Calibri"/>
+                      <w:sz w:val="20"/>
+                    </w:rPr>
+                    <w:t>H / H</w:t>
+                  </w:r>
+                </w:p>
+              </w:tc>
+              <w:tc>
+                <w:tcPr>
+                  <w:tcW w:type="dxa" w:w="7056"/>
+                </w:tcPr>
+                <w:p>
+                  <w:pPr>
+                    <w:keepLines/>
+                    <w:spacing w:after="60" w:line="240" w:lineRule="auto"/>
+                  </w:pPr>
+                  <w:r>
+                    <w:rPr>
+                      <w:rFonts w:ascii="Calibri" w:hAnsi="Calibri"/>
+                      <w:sz w:val="20"/>
+                    </w:rPr>
+                    <w:t>Metadata conflicts: verify document pages and hashes, preserve years and test missing editions. T06/T08, before M3.</w:t>
                   </w:r>
                 </w:p>
               </w:tc>
@@ -4197,72 +2608,59 @@
             <w:tr>
               <w:trPr>
                 <w:trHeight w:hRule="auto"/>
+                <w:cantSplit/>
               </w:trPr>
               <w:tc>
                 <w:tcPr>
-                  <w:tcW w:type="dxa" w:w="2579"/>
-                </w:tcPr>
-                <w:p>
-                  <w:pPr>
-                    <w:spacing w:after="100"/>
-                  </w:pPr>
-                  <w:r>
-                    <w:rPr>
-                      <w:rFonts w:ascii="Calibri" w:hAnsi="Calibri"/>
-                      <w:sz w:val="20"/>
-                    </w:rPr>
-                    <w:t>Unsupported answers or misleading citations</w:t>
-                  </w:r>
-                </w:p>
-              </w:tc>
-              <w:tc>
-                <w:tcPr>
-                  <w:tcW w:type="dxa" w:w="2579"/>
-                </w:tcPr>
-                <w:p>
-                  <w:pPr>
-                    <w:spacing w:after="100"/>
-                  </w:pPr>
-                  <w:r>
-                    <w:rPr>
-                      <w:rFonts w:ascii="Calibri" w:hAnsi="Calibri"/>
-                      <w:sz w:val="20"/>
-                    </w:rPr>
-                    <w:t>Medium</w:t>
-                  </w:r>
-                </w:p>
-              </w:tc>
-              <w:tc>
-                <w:tcPr>
-                  <w:tcW w:type="dxa" w:w="2579"/>
-                </w:tcPr>
-                <w:p>
-                  <w:pPr>
-                    <w:spacing w:after="100"/>
-                  </w:pPr>
-                  <w:r>
-                    <w:rPr>
-                      <w:rFonts w:ascii="Calibri" w:hAnsi="Calibri"/>
-                      <w:sz w:val="20"/>
-                    </w:rPr>
-                    <w:t>High</w:t>
-                  </w:r>
-                </w:p>
-              </w:tc>
-              <w:tc>
-                <w:tcPr>
-                  <w:tcW w:type="dxa" w:w="2579"/>
-                </w:tcPr>
-                <w:p>
-                  <w:pPr>
-                    <w:spacing w:after="100"/>
-                  </w:pPr>
-                  <w:r>
-                    <w:rPr>
-                      <w:rFonts w:ascii="Calibri" w:hAnsi="Calibri"/>
-                      <w:sz w:val="20"/>
-                    </w:rPr>
-                    <w:t>Require evidence display, add refusal and citation checks, and evaluate wrong-version and insufficient-evidence cases.</w:t>
+                  <w:tcW w:type="dxa" w:w="2376"/>
+                </w:tcPr>
+                <w:p>
+                  <w:pPr>
+                    <w:keepLines/>
+                    <w:spacing w:after="60" w:line="240" w:lineRule="auto"/>
+                  </w:pPr>
+                  <w:r>
+                    <w:rPr>
+                      <w:rFonts w:ascii="Calibri" w:hAnsi="Calibri"/>
+                      <w:sz w:val="20"/>
+                    </w:rPr>
+                    <w:t>R3 Unsupported answers</w:t>
+                  </w:r>
+                </w:p>
+              </w:tc>
+              <w:tc>
+                <w:tcPr>
+                  <w:tcW w:type="dxa" w:w="792"/>
+                </w:tcPr>
+                <w:p>
+                  <w:pPr>
+                    <w:keepLines/>
+                    <w:spacing w:after="60" w:line="240" w:lineRule="auto"/>
+                  </w:pPr>
+                  <w:r>
+                    <w:rPr>
+                      <w:rFonts w:ascii="Calibri" w:hAnsi="Calibri"/>
+                      <w:sz w:val="20"/>
+                    </w:rPr>
+                    <w:t>M / H</w:t>
+                  </w:r>
+                </w:p>
+              </w:tc>
+              <w:tc>
+                <w:tcPr>
+                  <w:tcW w:type="dxa" w:w="7056"/>
+                </w:tcPr>
+                <w:p>
+                  <w:pPr>
+                    <w:keepLines/>
+                    <w:spacing w:after="60" w:line="240" w:lineRule="auto"/>
+                  </w:pPr>
+                  <w:r>
+                    <w:rPr>
+                      <w:rFonts w:ascii="Calibri" w:hAnsi="Calibri"/>
+                      <w:sz w:val="20"/>
+                    </w:rPr>
+                    <w:t>Claims lack support or omit conditions: evidence gate, excerpt checks and manual semantic scoring; report false refusals. T09/T12.</w:t>
                   </w:r>
                 </w:p>
               </w:tc>
@@ -4270,72 +2668,59 @@
             <w:tr>
               <w:trPr>
                 <w:trHeight w:hRule="auto"/>
+                <w:cantSplit/>
               </w:trPr>
               <w:tc>
                 <w:tcPr>
-                  <w:tcW w:type="dxa" w:w="2579"/>
-                </w:tcPr>
-                <w:p>
-                  <w:pPr>
-                    <w:spacing w:after="100"/>
-                  </w:pPr>
-                  <w:r>
-                    <w:rPr>
-                      <w:rFonts w:ascii="Calibri" w:hAnsi="Calibri"/>
-                      <w:sz w:val="20"/>
-                    </w:rPr>
-                    <w:t>API outage, access failure or spending overrun</w:t>
-                  </w:r>
-                </w:p>
-              </w:tc>
-              <w:tc>
-                <w:tcPr>
-                  <w:tcW w:type="dxa" w:w="2579"/>
-                </w:tcPr>
-                <w:p>
-                  <w:pPr>
-                    <w:spacing w:after="100"/>
-                  </w:pPr>
-                  <w:r>
-                    <w:rPr>
-                      <w:rFonts w:ascii="Calibri" w:hAnsi="Calibri"/>
-                      <w:sz w:val="20"/>
-                    </w:rPr>
-                    <w:t>Medium</w:t>
-                  </w:r>
-                </w:p>
-              </w:tc>
-              <w:tc>
-                <w:tcPr>
-                  <w:tcW w:type="dxa" w:w="2579"/>
-                </w:tcPr>
-                <w:p>
-                  <w:pPr>
-                    <w:spacing w:after="100"/>
-                  </w:pPr>
-                  <w:r>
-                    <w:rPr>
-                      <w:rFonts w:ascii="Calibri" w:hAnsi="Calibri"/>
-                      <w:sz w:val="20"/>
-                    </w:rPr>
-                    <w:t>High</w:t>
-                  </w:r>
-                </w:p>
-              </w:tc>
-              <w:tc>
-                <w:tcPr>
-                  <w:tcW w:type="dxa" w:w="2579"/>
-                </w:tcPr>
-                <w:p>
-                  <w:pPr>
-                    <w:spacing w:after="100"/>
-                  </w:pPr>
-                  <w:r>
-                    <w:rPr>
-                      <w:rFonts w:ascii="Calibri" w:hAnsi="Calibri"/>
-                      <w:sz w:val="20"/>
-                    </w:rPr>
-                    <w:t>Run a small permitted pilot, record usage, cache embeddings and retain an offline retrieval demonstration; allow integration buffer in Weeks 14–15. Offline retrieval does not count as completed online QA validation.</w:t>
+                  <w:tcW w:type="dxa" w:w="2376"/>
+                </w:tcPr>
+                <w:p>
+                  <w:pPr>
+                    <w:keepLines/>
+                    <w:spacing w:after="60" w:line="240" w:lineRule="auto"/>
+                  </w:pPr>
+                  <w:r>
+                    <w:rPr>
+                      <w:rFonts w:ascii="Calibri" w:hAnsi="Calibri"/>
+                      <w:sz w:val="20"/>
+                    </w:rPr>
+                    <w:t>R4 API/cost/model changes</w:t>
+                  </w:r>
+                </w:p>
+              </w:tc>
+              <w:tc>
+                <w:tcPr>
+                  <w:tcW w:type="dxa" w:w="792"/>
+                </w:tcPr>
+                <w:p>
+                  <w:pPr>
+                    <w:keepLines/>
+                    <w:spacing w:after="60" w:line="240" w:lineRule="auto"/>
+                  </w:pPr>
+                  <w:r>
+                    <w:rPr>
+                      <w:rFonts w:ascii="Calibri" w:hAnsi="Calibri"/>
+                      <w:sz w:val="20"/>
+                    </w:rPr>
+                    <w:t>M / H</w:t>
+                  </w:r>
+                </w:p>
+              </w:tc>
+              <w:tc>
+                <w:tcPr>
+                  <w:tcW w:type="dxa" w:w="7056"/>
+                </w:tcPr>
+                <w:p>
+                  <w:pPr>
+                    <w:keepLines/>
+                    <w:spacing w:after="60" w:line="240" w:lineRule="auto"/>
+                  </w:pPr>
+                  <w:r>
+                    <w:rPr>
+                      <w:rFonts w:ascii="Calibri" w:hAnsi="Calibri"/>
+                      <w:sz w:val="20"/>
+                    </w:rPr>
+                    <w:t>Access fails, model changes or 80% cap reached: pilot early, cache vectors, log failures, freeze model identifiers and retain local retrieval. Verify embedding access in T05; integration buffer T10.</w:t>
                   </w:r>
                 </w:p>
               </w:tc>
@@ -4343,72 +2728,59 @@
             <w:tr>
               <w:trPr>
                 <w:trHeight w:hRule="auto"/>
+                <w:cantSplit/>
               </w:trPr>
               <w:tc>
                 <w:tcPr>
-                  <w:tcW w:type="dxa" w:w="2579"/>
-                </w:tcPr>
-                <w:p>
-                  <w:pPr>
-                    <w:spacing w:after="100"/>
-                  </w:pPr>
-                  <w:r>
-                    <w:rPr>
-                      <w:rFonts w:ascii="Calibri" w:hAnsi="Calibri"/>
-                      <w:sz w:val="20"/>
-                    </w:rPr>
-                    <w:t>Annotation errors or development/test leakage</w:t>
-                  </w:r>
-                </w:p>
-              </w:tc>
-              <w:tc>
-                <w:tcPr>
-                  <w:tcW w:type="dxa" w:w="2579"/>
-                </w:tcPr>
-                <w:p>
-                  <w:pPr>
-                    <w:spacing w:after="100"/>
-                  </w:pPr>
-                  <w:r>
-                    <w:rPr>
-                      <w:rFonts w:ascii="Calibri" w:hAnsi="Calibri"/>
-                      <w:sz w:val="20"/>
-                    </w:rPr>
-                    <w:t>Medium</w:t>
-                  </w:r>
-                </w:p>
-              </w:tc>
-              <w:tc>
-                <w:tcPr>
-                  <w:tcW w:type="dxa" w:w="2579"/>
-                </w:tcPr>
-                <w:p>
-                  <w:pPr>
-                    <w:spacing w:after="100"/>
-                  </w:pPr>
-                  <w:r>
-                    <w:rPr>
-                      <w:rFonts w:ascii="Calibri" w:hAnsi="Calibri"/>
-                      <w:sz w:val="20"/>
-                    </w:rPr>
-                    <w:t>High</w:t>
-                  </w:r>
-                </w:p>
-              </w:tc>
-              <w:tc>
-                <w:tcPr>
-                  <w:tcW w:type="dxa" w:w="2579"/>
-                </w:tcPr>
-                <w:p>
-                  <w:pPr>
-                    <w:spacing w:after="100"/>
-                  </w:pPr>
-                  <w:r>
-                    <w:rPr>
-                      <w:rFonts w:ascii="Calibri" w:hAnsi="Calibri"/>
-                      <w:sz w:val="20"/>
-                    </w:rPr>
-                    <w:t>Use a written rubric, group related questions before splitting, recheck labels and freeze the test set before final comparisons.</w:t>
+                  <w:tcW w:type="dxa" w:w="2376"/>
+                </w:tcPr>
+                <w:p>
+                  <w:pPr>
+                    <w:keepLines/>
+                    <w:spacing w:after="60" w:line="240" w:lineRule="auto"/>
+                  </w:pPr>
+                  <w:r>
+                    <w:rPr>
+                      <w:rFonts w:ascii="Calibri" w:hAnsi="Calibri"/>
+                      <w:sz w:val="20"/>
+                    </w:rPr>
+                    <w:t>R5 Annotation/leakage</w:t>
+                  </w:r>
+                </w:p>
+              </w:tc>
+              <w:tc>
+                <w:tcPr>
+                  <w:tcW w:type="dxa" w:w="792"/>
+                </w:tcPr>
+                <w:p>
+                  <w:pPr>
+                    <w:keepLines/>
+                    <w:spacing w:after="60" w:line="240" w:lineRule="auto"/>
+                  </w:pPr>
+                  <w:r>
+                    <w:rPr>
+                      <w:rFonts w:ascii="Calibri" w:hAnsi="Calibri"/>
+                      <w:sz w:val="20"/>
+                    </w:rPr>
+                    <w:t>M / H</w:t>
+                  </w:r>
+                </w:p>
+              </w:tc>
+              <w:tc>
+                <w:tcPr>
+                  <w:tcW w:type="dxa" w:w="7056"/>
+                </w:tcPr>
+                <w:p>
+                  <w:pPr>
+                    <w:keepLines/>
+                    <w:spacing w:after="60" w:line="240" w:lineRule="auto"/>
+                  </w:pPr>
+                  <w:r>
+                    <w:rPr>
+                      <w:rFonts w:ascii="Calibri" w:hAnsi="Calibri"/>
+                      <w:sz w:val="20"/>
+                    </w:rPr>
+                    <w:t>Ambiguous labels or related facts cross splits: grouped split, separate label recheck and immutable freeze before testing; mask configuration during scoring. T07/T11/T12.</w:t>
                   </w:r>
                 </w:p>
               </w:tc>
@@ -4416,72 +2788,59 @@
             <w:tr>
               <w:trPr>
                 <w:trHeight w:hRule="auto"/>
+                <w:cantSplit/>
               </w:trPr>
               <w:tc>
                 <w:tcPr>
-                  <w:tcW w:type="dxa" w:w="2579"/>
-                </w:tcPr>
-                <w:p>
-                  <w:pPr>
-                    <w:spacing w:after="100"/>
-                  </w:pPr>
-                  <w:r>
-                    <w:rPr>
-                      <w:rFonts w:ascii="Calibri" w:hAnsi="Calibri"/>
-                      <w:sz w:val="20"/>
-                    </w:rPr>
-                    <w:t>Data processing permission not established</w:t>
-                  </w:r>
-                </w:p>
-              </w:tc>
-              <w:tc>
-                <w:tcPr>
-                  <w:tcW w:type="dxa" w:w="2579"/>
-                </w:tcPr>
-                <w:p>
-                  <w:pPr>
-                    <w:spacing w:after="100"/>
-                  </w:pPr>
-                  <w:r>
-                    <w:rPr>
-                      <w:rFonts w:ascii="Calibri" w:hAnsi="Calibri"/>
-                      <w:sz w:val="20"/>
-                    </w:rPr>
-                    <w:t>Medium</w:t>
-                  </w:r>
-                </w:p>
-              </w:tc>
-              <w:tc>
-                <w:tcPr>
-                  <w:tcW w:type="dxa" w:w="2579"/>
-                </w:tcPr>
-                <w:p>
-                  <w:pPr>
-                    <w:spacing w:after="100"/>
-                  </w:pPr>
-                  <w:r>
-                    <w:rPr>
-                      <w:rFonts w:ascii="Calibri" w:hAnsi="Calibri"/>
-                      <w:sz w:val="20"/>
-                    </w:rPr>
-                    <w:t>High</w:t>
-                  </w:r>
-                </w:p>
-              </w:tc>
-              <w:tc>
-                <w:tcPr>
-                  <w:tcW w:type="dxa" w:w="2579"/>
-                </w:tcPr>
-                <w:p>
-                  <w:pPr>
-                    <w:spacing w:after="100"/>
-                  </w:pPr>
-                  <w:r>
-                    <w:rPr>
-                      <w:rFonts w:ascii="Calibri" w:hAnsi="Calibri"/>
-                      <w:sz w:val="20"/>
-                    </w:rPr>
-                    <w:t>Resolve during corpus selection; exclude affected files from external processing and use authorised substitutes.</w:t>
+                  <w:tcW w:type="dxa" w:w="2376"/>
+                </w:tcPr>
+                <w:p>
+                  <w:pPr>
+                    <w:keepLines/>
+                    <w:spacing w:after="60" w:line="240" w:lineRule="auto"/>
+                  </w:pPr>
+                  <w:r>
+                    <w:rPr>
+                      <w:rFonts w:ascii="Calibri" w:hAnsi="Calibri"/>
+                      <w:sz w:val="20"/>
+                    </w:rPr>
+                    <w:t>R6 Data permissions</w:t>
+                  </w:r>
+                </w:p>
+              </w:tc>
+              <w:tc>
+                <w:tcPr>
+                  <w:tcW w:type="dxa" w:w="792"/>
+                </w:tcPr>
+                <w:p>
+                  <w:pPr>
+                    <w:keepLines/>
+                    <w:spacing w:after="60" w:line="240" w:lineRule="auto"/>
+                  </w:pPr>
+                  <w:r>
+                    <w:rPr>
+                      <w:rFonts w:ascii="Calibri" w:hAnsi="Calibri"/>
+                      <w:sz w:val="20"/>
+                    </w:rPr>
+                    <w:t>M / H</w:t>
+                  </w:r>
+                </w:p>
+              </w:tc>
+              <w:tc>
+                <w:tcPr>
+                  <w:tcW w:type="dxa" w:w="7056"/>
+                </w:tcPr>
+                <w:p>
+                  <w:pPr>
+                    <w:keepLines/>
+                    <w:spacing w:after="60" w:line="240" w:lineRule="auto"/>
+                  </w:pPr>
+                  <w:r>
+                    <w:rPr>
+                      <w:rFonts w:ascii="Calibri" w:hAnsi="Calibri"/>
+                      <w:sz w:val="20"/>
+                    </w:rPr>
+                    <w:t>Cloud rights unresolved: keep affected files local and select authorised replacements before corpus freeze. T03/T06.</w:t>
                   </w:r>
                 </w:p>
               </w:tc>
@@ -4489,72 +2848,59 @@
             <w:tr>
               <w:trPr>
                 <w:trHeight w:hRule="auto"/>
+                <w:cantSplit/>
               </w:trPr>
               <w:tc>
                 <w:tcPr>
-                  <w:tcW w:type="dxa" w:w="2579"/>
-                </w:tcPr>
-                <w:p>
-                  <w:pPr>
-                    <w:spacing w:after="100"/>
-                  </w:pPr>
-                  <w:r>
-                    <w:rPr>
-                      <w:rFonts w:ascii="Calibri" w:hAnsi="Calibri"/>
-                      <w:sz w:val="20"/>
-                    </w:rPr>
-                    <w:t>Schedule slippage or scope expansion</w:t>
-                  </w:r>
-                </w:p>
-              </w:tc>
-              <w:tc>
-                <w:tcPr>
-                  <w:tcW w:type="dxa" w:w="2579"/>
-                </w:tcPr>
-                <w:p>
-                  <w:pPr>
-                    <w:spacing w:after="100"/>
-                  </w:pPr>
-                  <w:r>
-                    <w:rPr>
-                      <w:rFonts w:ascii="Calibri" w:hAnsi="Calibri"/>
-                      <w:sz w:val="20"/>
-                    </w:rPr>
-                    <w:t>Medium</w:t>
-                  </w:r>
-                </w:p>
-              </w:tc>
-              <w:tc>
-                <w:tcPr>
-                  <w:tcW w:type="dxa" w:w="2579"/>
-                </w:tcPr>
-                <w:p>
-                  <w:pPr>
-                    <w:spacing w:after="100"/>
-                  </w:pPr>
-                  <w:r>
-                    <w:rPr>
-                      <w:rFonts w:ascii="Calibri" w:hAnsi="Calibri"/>
-                      <w:sz w:val="20"/>
-                    </w:rPr>
-                    <w:t>High</w:t>
-                  </w:r>
-                </w:p>
-              </w:tc>
-              <w:tc>
-                <w:tcPr>
-                  <w:tcW w:type="dxa" w:w="2579"/>
-                </w:tcPr>
-                <w:p>
-                  <w:pPr>
-                    <w:spacing w:after="100"/>
-                  </w:pPr>
-                  <w:r>
-                    <w:rPr>
-                      <w:rFonts w:ascii="Calibri" w:hAnsi="Calibri"/>
-                      <w:sz w:val="20"/>
-                    </w:rPr>
-                    <w:t>Prioritise text QA and evaluation; exclude drawing interpretation and training; retain Weeks 23–24 for final checks.</w:t>
+                  <w:tcW w:type="dxa" w:w="2376"/>
+                </w:tcPr>
+                <w:p>
+                  <w:pPr>
+                    <w:keepLines/>
+                    <w:spacing w:after="60" w:line="240" w:lineRule="auto"/>
+                  </w:pPr>
+                  <w:r>
+                    <w:rPr>
+                      <w:rFonts w:ascii="Calibri" w:hAnsi="Calibri"/>
+                      <w:sz w:val="20"/>
+                    </w:rPr>
+                    <w:t>R7 Schedule/scope</w:t>
+                  </w:r>
+                </w:p>
+              </w:tc>
+              <w:tc>
+                <w:tcPr>
+                  <w:tcW w:type="dxa" w:w="792"/>
+                </w:tcPr>
+                <w:p>
+                  <w:pPr>
+                    <w:keepLines/>
+                    <w:spacing w:after="60" w:line="240" w:lineRule="auto"/>
+                  </w:pPr>
+                  <w:r>
+                    <w:rPr>
+                      <w:rFonts w:ascii="Calibri" w:hAnsi="Calibri"/>
+                      <w:sz w:val="20"/>
+                    </w:rPr>
+                    <w:t>M / H</w:t>
+                  </w:r>
+                </w:p>
+              </w:tc>
+              <w:tc>
+                <w:tcPr>
+                  <w:tcW w:type="dxa" w:w="7056"/>
+                </w:tcPr>
+                <w:p>
+                  <w:pPr>
+                    <w:keepLines/>
+                    <w:spacing w:after="60" w:line="240" w:lineRule="auto"/>
+                  </w:pPr>
+                  <w:r>
+                    <w:rPr>
+                      <w:rFonts w:ascii="Calibri" w:hAnsi="Calibri"/>
+                      <w:sz w:val="20"/>
+                    </w:rPr>
+                    <w:t>Milestone slips: prioritise five comparisons, defer OCR/drawings, review effort and use Weeks 23–24 buffer. T11–T15; preserve Symposium attendance.</w:t>
                   </w:r>
                 </w:p>
               </w:tc>
@@ -4562,72 +2908,59 @@
             <w:tr>
               <w:trPr>
                 <w:trHeight w:hRule="auto"/>
+                <w:cantSplit/>
               </w:trPr>
               <w:tc>
                 <w:tcPr>
-                  <w:tcW w:type="dxa" w:w="2579"/>
-                </w:tcPr>
-                <w:p>
-                  <w:pPr>
-                    <w:spacing w:after="100"/>
-                  </w:pPr>
-                  <w:r>
-                    <w:rPr>
-                      <w:rFonts w:ascii="Calibri" w:hAnsi="Calibri"/>
-                      <w:sz w:val="20"/>
-                    </w:rPr>
-                    <w:t>Loss of code, labels or report drafts</w:t>
-                  </w:r>
-                </w:p>
-              </w:tc>
-              <w:tc>
-                <w:tcPr>
-                  <w:tcW w:type="dxa" w:w="2579"/>
-                </w:tcPr>
-                <w:p>
-                  <w:pPr>
-                    <w:spacing w:after="100"/>
-                  </w:pPr>
-                  <w:r>
-                    <w:rPr>
-                      <w:rFonts w:ascii="Calibri" w:hAnsi="Calibri"/>
-                      <w:sz w:val="20"/>
-                    </w:rPr>
-                    <w:t>Low</w:t>
-                  </w:r>
-                </w:p>
-              </w:tc>
-              <w:tc>
-                <w:tcPr>
-                  <w:tcW w:type="dxa" w:w="2579"/>
-                </w:tcPr>
-                <w:p>
-                  <w:pPr>
-                    <w:spacing w:after="100"/>
-                  </w:pPr>
-                  <w:r>
-                    <w:rPr>
-                      <w:rFonts w:ascii="Calibri" w:hAnsi="Calibri"/>
-                      <w:sz w:val="20"/>
-                    </w:rPr>
-                    <w:t>High</w:t>
-                  </w:r>
-                </w:p>
-              </w:tc>
-              <w:tc>
-                <w:tcPr>
-                  <w:tcW w:type="dxa" w:w="2579"/>
-                </w:tcPr>
-                <w:p>
-                  <w:pPr>
-                    <w:spacing w:after="100"/>
-                  </w:pPr>
-                  <w:r>
-                    <w:rPr>
-                      <w:rFonts w:ascii="Calibri" w:hAnsi="Calibri"/>
-                      <w:sz w:val="20"/>
-                    </w:rPr>
-                    <w:t>Maintain version history and an approved independent backup; verify that a recent snapshot can be restored.</w:t>
+                  <w:tcW w:type="dxa" w:w="2376"/>
+                </w:tcPr>
+                <w:p>
+                  <w:pPr>
+                    <w:keepLines/>
+                    <w:spacing w:after="60" w:line="240" w:lineRule="auto"/>
+                  </w:pPr>
+                  <w:r>
+                    <w:rPr>
+                      <w:rFonts w:ascii="Calibri" w:hAnsi="Calibri"/>
+                      <w:sz w:val="20"/>
+                    </w:rPr>
+                    <w:t>R8 Data loss</w:t>
+                  </w:r>
+                </w:p>
+              </w:tc>
+              <w:tc>
+                <w:tcPr>
+                  <w:tcW w:type="dxa" w:w="792"/>
+                </w:tcPr>
+                <w:p>
+                  <w:pPr>
+                    <w:keepLines/>
+                    <w:spacing w:after="60" w:line="240" w:lineRule="auto"/>
+                  </w:pPr>
+                  <w:r>
+                    <w:rPr>
+                      <w:rFonts w:ascii="Calibri" w:hAnsi="Calibri"/>
+                      <w:sz w:val="20"/>
+                    </w:rPr>
+                    <w:t>L / H</w:t>
+                  </w:r>
+                </w:p>
+              </w:tc>
+              <w:tc>
+                <w:tcPr>
+                  <w:tcW w:type="dxa" w:w="7056"/>
+                </w:tcPr>
+                <w:p>
+                  <w:pPr>
+                    <w:keepLines/>
+                    <w:spacing w:after="60" w:line="240" w:lineRule="auto"/>
+                  </w:pPr>
+                  <w:r>
+                    <w:rPr>
+                      <w:rFonts w:ascii="Calibri" w:hAnsi="Calibri"/>
+                      <w:sz w:val="20"/>
+                    </w:rPr>
+                    <w:t>Missing/corrupt files: version code and labels, back up to separate approved storage and test restoration. T16, throughout.</w:t>
                   </w:r>
                 </w:p>
               </w:tc>
@@ -4635,19 +2968,21 @@
           </w:tbl>
           <w:p>
             <w:pPr>
-              <w:spacing w:after="100"/>
-            </w:pPr>
-          </w:p>
-          <w:p>
-            <w:pPr>
-              <w:spacing w:after="100"/>
-            </w:pPr>
-            <w:r>
-              <w:rPr>
-                <w:rFonts w:ascii="Calibri" w:hAnsi="Calibri"/>
-                <w:sz w:val="20"/>
-              </w:rPr>
-              <w:t>Risk owner: student; status: open at proposal stage. Review risk changes with the supervisor and record actions in the journal.</w:t>
+              <w:keepLines/>
+              <w:spacing w:after="0" w:line="20" w:lineRule="exact"/>
+            </w:pPr>
+          </w:p>
+          <w:p>
+            <w:pPr>
+              <w:keepLines/>
+              <w:spacing w:after="60" w:line="240" w:lineRule="auto"/>
+            </w:pPr>
+            <w:r>
+              <w:rPr>
+                <w:rFonts w:ascii="Calibri" w:hAnsi="Calibri"/>
+                <w:sz w:val="20"/>
+              </w:rPr>
+              <w:t>If an alternative provider becomes necessary, repeat all affected comparisons with the same replacement configuration; do not mix favourable outputs from different models. A local retrieval demo is a fallback deliverable, not evidence that online QA or hybrid evaluation has passed.</w:t>
             </w:r>
           </w:p>
         </w:tc>
@@ -4655,7 +2990,7 @@
     </w:tbl>
     <w:p>
       <w:pPr>
-        <w:spacing w:line="259" w:lineRule="auto"/>
+        <w:spacing w:line="40" w:lineRule="exact" w:before="0" w:after="0"/>
         <w:rPr>
           <w:rFonts w:ascii="Arial" w:eastAsia="Arial" w:hAnsi="Arial" w:cs="Arial"/>
           <w:i/>
@@ -4665,7 +3000,7 @@
     </w:p>
     <w:p>
       <w:pPr>
-        <w:spacing w:line="259" w:lineRule="auto"/>
+        <w:spacing w:line="40" w:lineRule="exact" w:before="0" w:after="0"/>
         <w:rPr>
           <w:rFonts w:ascii="Arial" w:eastAsia="Arial" w:hAnsi="Arial" w:cs="Arial"/>
           <w:i/>
@@ -4675,7 +3010,7 @@
     </w:p>
     <w:p>
       <w:pPr>
-        <w:spacing w:line="259" w:lineRule="auto"/>
+        <w:spacing w:line="40" w:lineRule="exact" w:before="0" w:after="0"/>
         <w:rPr>
           <w:rFonts w:ascii="Arial" w:eastAsia="Arial" w:hAnsi="Arial" w:cs="Arial"/>
           <w:i/>
@@ -4685,6 +3020,8 @@
     </w:p>
     <w:p>
       <w:pPr>
+        <w:keepNext/>
+        <w:pageBreakBefore/>
         <w:spacing w:line="259" w:lineRule="auto"/>
         <w:rPr>
           <w:rFonts w:ascii="Arial" w:eastAsia="Arial" w:hAnsi="Arial" w:cs="Arial"/>
@@ -4729,6 +3066,7 @@
       <w:tr>
         <w:trPr>
           <w:trHeight w:hRule="auto"/>
+          <w:cantSplit/>
         </w:trPr>
         <w:tc>
           <w:tcPr>
@@ -4736,19 +3074,22 @@
           </w:tcPr>
           <w:p>
             <w:pPr>
-              <w:spacing w:after="100"/>
-            </w:pPr>
-          </w:p>
-          <w:p>
-            <w:pPr>
-              <w:spacing w:after="100"/>
-            </w:pPr>
-            <w:r>
-              <w:rPr>
-                <w:rFonts w:ascii="Calibri" w:hAnsi="Calibri"/>
-                <w:sz w:val="20"/>
-              </w:rPr>
-              <w:t>Keep API keys outside source control and redact them from logs. Bind the demonstration to the local machine; do not publish a network service. Treat document text as untrusted evidence, not instructions: it must not change system rules or trigger tools. Restrict input formats and file sizes, isolate malformed-file errors, and avoid execution of embedded content. Verify that citations refer to retrieved passages. Store only necessary evaluation logs and use approved storage for any restricted documents.</w:t>
+              <w:keepNext w:val="0"/>
+              <w:keepLines/>
+              <w:spacing w:after="0" w:line="20" w:lineRule="exact"/>
+            </w:pPr>
+          </w:p>
+          <w:p>
+            <w:pPr>
+              <w:keepLines/>
+              <w:spacing w:after="60" w:line="240" w:lineRule="auto"/>
+            </w:pPr>
+            <w:r>
+              <w:rPr>
+                <w:rFonts w:ascii="Calibri" w:hAnsi="Calibri"/>
+                <w:sz w:val="20"/>
+              </w:rPr>
+              <w:t>Protect API credentials, permitted document content and evaluation labels. Keep keys in an ignored local environment file and out of exports; rotate any exposed key. Bind the demo to localhost. Treat retrieved text as untrusted data: it cannot change system rules or execute tools. Limit upload type/size, isolate parser errors and validate citation identifiers and excerpts. Keep the test set and experiment configurations versioned; minimise logs and back up restricted files only to approved storage.</w:t>
             </w:r>
           </w:p>
         </w:tc>
@@ -4756,7 +3097,7 @@
     </w:tbl>
     <w:p>
       <w:pPr>
-        <w:spacing w:line="259" w:lineRule="auto"/>
+        <w:spacing w:line="40" w:lineRule="exact" w:before="0" w:after="0"/>
         <w:rPr>
           <w:rFonts w:ascii="Arial" w:eastAsia="Arial" w:hAnsi="Arial" w:cs="Arial"/>
           <w:i/>
@@ -4766,7 +3107,7 @@
     </w:p>
     <w:p>
       <w:pPr>
-        <w:spacing w:line="259" w:lineRule="auto"/>
+        <w:spacing w:line="40" w:lineRule="exact" w:before="0" w:after="0"/>
         <w:rPr>
           <w:rFonts w:ascii="Arial" w:eastAsia="Arial" w:hAnsi="Arial" w:cs="Arial"/>
           <w:b/>
@@ -4780,6 +3121,7 @@
     </w:p>
     <w:p>
       <w:pPr>
+        <w:keepNext/>
         <w:spacing w:line="259" w:lineRule="auto"/>
         <w:rPr>
           <w:rFonts w:ascii="Arial" w:eastAsia="Arial" w:hAnsi="Arial" w:cs="Arial"/>
@@ -4812,6 +3154,7 @@
     </w:p>
     <w:p>
       <w:pPr>
+        <w:spacing w:before="0" w:after="0" w:line="40" w:lineRule="exact"/>
         <w:rPr>
           <w:rFonts w:ascii="Arial" w:eastAsia="Arial" w:hAnsi="Arial" w:cs="Arial"/>
           <w:sz w:val="8"/>
@@ -4839,6 +3182,7 @@
       <w:tr>
         <w:trPr>
           <w:trHeight w:hRule="auto"/>
+          <w:cantSplit/>
         </w:trPr>
         <w:tc>
           <w:tcPr>
@@ -4846,43 +3190,100 @@
           </w:tcPr>
           <w:p>
             <w:pPr>
-              <w:spacing w:after="100"/>
-            </w:pPr>
-          </w:p>
-          <w:p>
-            <w:pPr>
-              <w:spacing w:after="100"/>
-            </w:pPr>
-            <w:r>
-              <w:rPr>
-                <w:rFonts w:ascii="Calibri" w:hAnsi="Calibri"/>
-                <w:sz w:val="20"/>
-              </w:rPr>
-              <w:t>Specialist laboratory required: No under the current scope; all work is desktop software and document analysis. Follow applicable workstation and electrical safety procedures. Whether existing risk assessments cover the work: [TO BE CONFIRMED WITH SUPERVISOR].</w:t>
-            </w:r>
-          </w:p>
-          <w:p>
-            <w:pPr>
-              <w:spacing w:after="100"/>
-            </w:pPr>
-            <w:r>
-              <w:rPr>
-                <w:rFonts w:ascii="Calibri" w:hAnsi="Calibri"/>
-                <w:sz w:val="20"/>
-              </w:rPr>
-              <w:t>Safety briefing attendance, student signature and date: [TO BE COMPLETED BY STUDENT; NOT ASSERTED BY THIS DRAFT].</w:t>
+              <w:keepNext w:val="0"/>
+              <w:keepLines/>
+              <w:spacing w:after="0" w:line="20" w:lineRule="exact"/>
+            </w:pPr>
+          </w:p>
+          <w:p>
+            <w:pPr>
+              <w:keepLines/>
+              <w:spacing w:after="60" w:line="240" w:lineRule="auto"/>
+            </w:pPr>
+            <w:r>
+              <w:rPr>
+                <w:rFonts w:ascii="Calibri" w:hAnsi="Calibri"/>
+                <w:sz w:val="20"/>
+              </w:rPr>
+              <w:t>Specialist laboratory required: No. Work is desktop software and document analysis; there are no live railway, high-voltage, workshop or field experiments. Follow workstation ergonomics and normal computer electrical-safety procedures. Existing risk-assessment coverage / whether a new assessment is required: [TO BE CONFIRMED WITH SUPERVISOR].</w:t>
+            </w:r>
+          </w:p>
+          <w:p>
+            <w:pPr>
+              <w:keepLines/>
+              <w:spacing w:after="60" w:line="240" w:lineRule="auto"/>
+            </w:pPr>
+            <w:r>
+              <w:rPr>
+                <w:rFonts w:ascii="Calibri" w:hAnsi="Calibri"/>
+                <w:sz w:val="20"/>
+              </w:rPr>
+              <w:t>Safety briefing attendance: [TO BE COMPLETED BY STUDENT]. The official declaration and signature fields remain for personal confirmation; no attendance is asserted by this document.</w:t>
+            </w:r>
+          </w:p>
+          <w:p>
+            <w:pPr>
+              <w:keepLines/>
+              <w:spacing w:after="60" w:line="240" w:lineRule="auto"/>
+            </w:pPr>
+            <w:r>
+              <w:rPr>
+                <w:rFonts w:ascii="Calibri" w:hAnsi="Calibri"/>
+                <w:sz w:val="20"/>
+              </w:rPr>
+              <w:t>Official declaration — unsigned; complete only after personally verifying it:</w:t>
+            </w:r>
+          </w:p>
+          <w:p>
+            <w:pPr>
+              <w:keepLines/>
+              <w:spacing w:after="60" w:line="240" w:lineRule="auto"/>
+            </w:pPr>
+            <w:r>
+              <w:rPr>
+                <w:rFonts w:ascii="Calibri" w:hAnsi="Calibri"/>
+                <w:sz w:val="20"/>
+              </w:rPr>
+              <w:t>“I have attended the Safety Briefing (included in the ELEC3801 introductory lectures) and my attendance was recorded. I am aware that full Risk Assessments relating to project work within the School have been conducted. I agree to comply with all the relevant safety policies.”</w:t>
+            </w:r>
+          </w:p>
+          <w:p>
+            <w:pPr>
+              <w:keepLines/>
+              <w:spacing w:after="60" w:line="240" w:lineRule="auto"/>
+            </w:pPr>
+            <w:r>
+              <w:rPr>
+                <w:rFonts w:ascii="Calibri" w:hAnsi="Calibri"/>
+                <w:sz w:val="20"/>
+              </w:rPr>
+              <w:t>Student signature: [TO BE COMPLETED BY STUDENT]     Date: [TO BE COMPLETED BY STUDENT]</w:t>
             </w:r>
           </w:p>
         </w:tc>
       </w:tr>
     </w:tbl>
-    <w:p/>
-    <w:p>
+    <w:p>
+      <w:pPr>
+        <w:spacing w:before="0" w:after="0" w:line="40" w:lineRule="exact"/>
+      </w:pPr>
+    </w:p>
+    <w:p>
+      <w:pPr>
+        <w:spacing w:before="0" w:after="0" w:line="40" w:lineRule="exact"/>
+      </w:pPr>
       <w:r>
+        <w:rPr>
+          <w:sz w:val="4"/>
+        </w:rPr>
         <w:br/>
       </w:r>
     </w:p>
-    <w:p/>
+    <w:p>
+      <w:pPr>
+        <w:spacing w:before="0" w:after="0" w:line="40" w:lineRule="exact"/>
+      </w:pPr>
+    </w:p>
     <w:tbl>
       <w:tblPr>
         <w:tblStyle w:val="a8"/>
@@ -4905,6 +3306,7 @@
       <w:tr>
         <w:trPr>
           <w:trHeight w:hRule="auto"/>
+          <w:cantSplit/>
         </w:trPr>
         <w:tc>
           <w:tcPr>
@@ -4912,31 +3314,48 @@
           </w:tcPr>
           <w:p>
             <w:pPr>
-              <w:spacing w:after="100"/>
-            </w:pPr>
-          </w:p>
-          <w:p>
-            <w:pPr>
-              <w:spacing w:after="100"/>
-            </w:pPr>
-            <w:r>
-              <w:rPr>
-                <w:rFonts w:ascii="Calibri" w:hAnsi="Calibri"/>
-                <w:sz w:val="20"/>
-              </w:rPr>
-              <w:t>Supervisor approval, date and means: [PENDING; TO BE RECORDED AFTER REVIEW].</w:t>
-            </w:r>
-          </w:p>
-          <w:p>
-            <w:pPr>
-              <w:spacing w:after="100"/>
-            </w:pPr>
-            <w:r>
-              <w:rPr>
-                <w:rFonts w:ascii="Calibri" w:hAnsi="Calibri"/>
-                <w:sz w:val="20"/>
-              </w:rPr>
-              <w:t>Before submission, the student must obtain the supervisor's review and confirmation using the course procedure.</w:t>
+              <w:keepNext w:val="0"/>
+              <w:keepLines/>
+              <w:spacing w:after="0" w:line="20" w:lineRule="exact"/>
+            </w:pPr>
+          </w:p>
+          <w:p>
+            <w:pPr>
+              <w:keepLines/>
+              <w:spacing w:after="60" w:line="240" w:lineRule="auto"/>
+            </w:pPr>
+            <w:r>
+              <w:rPr>
+                <w:rFonts w:ascii="Calibri" w:hAnsi="Calibri"/>
+                <w:sz w:val="20"/>
+              </w:rPr>
+              <w:t>Before submission, the supervisor should check and approve this form. A signature, or verbal, email or Teams confirmation, is accepted.</w:t>
+            </w:r>
+          </w:p>
+          <w:p>
+            <w:pPr>
+              <w:keepLines/>
+              <w:spacing w:after="60" w:line="240" w:lineRule="auto"/>
+            </w:pPr>
+            <w:r>
+              <w:rPr>
+                <w:rFonts w:ascii="Calibri" w:hAnsi="Calibri"/>
+                <w:sz w:val="20"/>
+              </w:rPr>
+              <w:t>“My student has completed this form satisfactorily and is aware of their safety responsibilities.”</w:t>
+            </w:r>
+          </w:p>
+          <w:p>
+            <w:pPr>
+              <w:keepLines/>
+              <w:spacing w:after="60" w:line="240" w:lineRule="auto"/>
+            </w:pPr>
+            <w:r>
+              <w:rPr>
+                <w:rFonts w:ascii="Calibri" w:hAnsi="Calibri"/>
+                <w:sz w:val="20"/>
+              </w:rPr>
+              <w:t>Supervisor signature or confirmation (date and means): [PENDING; TO BE RECORDED AFTER REVIEW].</w:t>
             </w:r>
           </w:p>
         </w:tc>
@@ -4944,6 +3363,7 @@
     </w:tbl>
     <w:p>
       <w:pPr>
+        <w:spacing w:before="0" w:after="0" w:line="40" w:lineRule="exact"/>
         <w:rPr>
           <w:rFonts w:ascii="Arial" w:eastAsia="Arial" w:hAnsi="Arial" w:cs="Arial"/>
           <w:sz w:val="20"/>
@@ -4953,6 +3373,7 @@
     </w:p>
     <w:p>
       <w:pPr>
+        <w:spacing w:before="0" w:after="0" w:line="40" w:lineRule="exact"/>
         <w:ind w:firstLine="720"/>
         <w:rPr>
           <w:rFonts w:ascii="Arial" w:eastAsia="Arial" w:hAnsi="Arial" w:cs="Arial"/>
